--- a/frontend/ftp-manager/src/app/docs/procedure_projet_ftp_nderoo.docx
+++ b/frontend/ftp-manager/src/app/docs/procedure_projet_ftp_nderoo.docx
@@ -821,15 +821,7 @@
                     <w:sz w:val="22"/>
                     <w:szCs w:val="22"/>
                   </w:rPr>
-                  <w:t>L</w:t>
-                </w:r>
-                <w:r>
-                  <w:rPr>
-                    <w:rFonts w:ascii="Calibri" w:eastAsia="Source Sans Pro" w:hAnsi="Calibri" w:cs="Calibri"/>
-                    <w:sz w:val="22"/>
-                    <w:szCs w:val="22"/>
-                  </w:rPr>
-                  <w:t xml:space="preserve">e </w:t>
+                  <w:t xml:space="preserve">Le </w:t>
                 </w:r>
                 <w:r>
                   <w:rPr>
@@ -883,31 +875,7 @@
                     <w:sz w:val="22"/>
                     <w:szCs w:val="22"/>
                   </w:rPr>
-                  <w:t xml:space="preserve"> d'un ordinateur</w:t>
-                </w:r>
-                <w:r>
-                  <w:rPr>
-                    <w:rFonts w:ascii="Calibri" w:eastAsia="Source Sans Pro" w:hAnsi="Calibri" w:cs="Calibri"/>
-                    <w:sz w:val="22"/>
-                    <w:szCs w:val="22"/>
-                  </w:rPr>
-                  <w:t xml:space="preserve"> ou un équipement (ici : un caméra IP)</w:t>
-                </w:r>
-                <w:r>
-                  <w:rPr>
-                    <w:rFonts w:ascii="Calibri" w:eastAsia="Source Sans Pro" w:hAnsi="Calibri" w:cs="Calibri"/>
-                    <w:sz w:val="22"/>
-                    <w:szCs w:val="22"/>
-                  </w:rPr>
-                  <w:t xml:space="preserve"> à un autre via Internet</w:t>
-                </w:r>
-                <w:r>
-                  <w:rPr>
-                    <w:rFonts w:ascii="Calibri" w:eastAsia="Source Sans Pro" w:hAnsi="Calibri" w:cs="Calibri"/>
-                    <w:sz w:val="22"/>
-                    <w:szCs w:val="22"/>
-                  </w:rPr>
-                  <w:t>.</w:t>
+                  <w:t xml:space="preserve"> d'un ordinateur ou un équipement (ici : un caméra IP) à un autre via Internet.</w:t>
                 </w:r>
               </w:p>
               <w:p>
@@ -941,39 +909,7 @@
                     <w:sz w:val="22"/>
                     <w:szCs w:val="22"/>
                   </w:rPr>
-                  <w:t xml:space="preserve"> est une plateforme qui permet </w:t>
-                </w:r>
-                <w:r>
-                  <w:rPr>
-                    <w:rFonts w:ascii="Calibri" w:hAnsi="Calibri" w:cs="Calibri"/>
-                    <w:sz w:val="22"/>
-                    <w:szCs w:val="22"/>
-                  </w:rPr>
-                  <w:t>« </w:t>
-                </w:r>
-                <w:r>
-                  <w:rPr>
-                    <w:rFonts w:ascii="Calibri" w:hAnsi="Calibri" w:cs="Calibri"/>
-                    <w:sz w:val="22"/>
-                    <w:szCs w:val="22"/>
-                  </w:rPr>
-                  <w:t>d'emballer</w:t>
-                </w:r>
-                <w:r>
-                  <w:rPr>
-                    <w:rFonts w:ascii="Calibri" w:hAnsi="Calibri" w:cs="Calibri"/>
-                    <w:sz w:val="22"/>
-                    <w:szCs w:val="22"/>
-                  </w:rPr>
-                  <w:t> »</w:t>
-                </w:r>
-                <w:r>
-                  <w:rPr>
-                    <w:rFonts w:ascii="Calibri" w:hAnsi="Calibri" w:cs="Calibri"/>
-                    <w:sz w:val="22"/>
-                    <w:szCs w:val="22"/>
-                  </w:rPr>
-                  <w:t xml:space="preserve"> une application et tout ce dont elle a besoin pour fonctionner (code, bibliothèques, réglages) dans un objet unique appelé </w:t>
+                  <w:t xml:space="preserve"> est une plateforme qui permet « d'emballer » une application et tout ce dont elle a besoin pour fonctionner (code, bibliothèques, réglages) dans un objet unique appelé </w:t>
                 </w:r>
                 <w:r>
                   <w:rPr>
@@ -1606,6 +1542,7 @@
             <w:r>
               <w:rPr>
                 <w:rFonts w:ascii="Calibri" w:hAnsi="Calibri" w:cs="Calibri"/>
+                <w:noProof/>
                 <w:color w:val="262626" w:themeColor="text1" w:themeTint="D9"/>
                 <w:sz w:val="22"/>
                 <w:szCs w:val="22"/>
@@ -1715,16 +1652,7 @@
                 <w:sz w:val="22"/>
                 <w:szCs w:val="22"/>
               </w:rPr>
-              <w:t>afin d’accéder à l’interface de la camér</w:t>
-            </w:r>
-            <w:r>
-              <w:rPr>
-                <w:rFonts w:ascii="Calibri" w:hAnsi="Calibri" w:cs="Calibri"/>
-                <w:color w:val="262626" w:themeColor="text1" w:themeTint="D9"/>
-                <w:sz w:val="22"/>
-                <w:szCs w:val="22"/>
-              </w:rPr>
-              <w:t>a</w:t>
+              <w:t>afin d’accéder à l’interface de la caméra</w:t>
             </w:r>
             <w:r>
               <w:rPr>
@@ -1943,6 +1871,7 @@
             <w:r>
               <w:rPr>
                 <w:rFonts w:ascii="Calibri" w:hAnsi="Calibri" w:cs="Calibri"/>
+                <w:noProof/>
                 <w:color w:val="262626" w:themeColor="text1" w:themeTint="D9"/>
                 <w:sz w:val="22"/>
                 <w:szCs w:val="22"/>
@@ -2991,9 +2920,18 @@
                 <w:color w:val="262626" w:themeColor="text1" w:themeTint="D9"/>
                 <w:sz w:val="22"/>
                 <w:szCs w:val="22"/>
+              </w:rPr>
+              <w:t xml:space="preserve">      </w:t>
+            </w:r>
+            <w:r>
+              <w:rPr>
+                <w:rFonts w:asciiTheme="majorHAnsi" w:hAnsiTheme="majorHAnsi" w:cs="Calibri"/>
+                <w:color w:val="262626" w:themeColor="text1" w:themeTint="D9"/>
+                <w:sz w:val="22"/>
+                <w:szCs w:val="22"/>
                 <w:lang w:val="en-US"/>
               </w:rPr>
-              <w:t xml:space="preserve">      FTP_USER_NAME: "</w:t>
+              <w:t>FTP_USER_NAME: "</w:t>
             </w:r>
             <w:proofErr w:type="spellStart"/>
             <w:r>
@@ -3768,6 +3706,7 @@
             <w:r>
               <w:rPr>
                 <w:rFonts w:asciiTheme="majorHAnsi" w:hAnsiTheme="majorHAnsi" w:cs="Calibri"/>
+                <w:noProof/>
                 <w:color w:val="262626" w:themeColor="text1" w:themeTint="D9"/>
                 <w:sz w:val="22"/>
                 <w:szCs w:val="22"/>
@@ -3863,6 +3802,7 @@
             <w:r>
               <w:rPr>
                 <w:rFonts w:ascii="Calibri" w:hAnsi="Calibri" w:cs="Calibri"/>
+                <w:noProof/>
                 <w:color w:val="262626" w:themeColor="text1" w:themeTint="D9"/>
                 <w:sz w:val="22"/>
                 <w:szCs w:val="22"/>
@@ -3969,6 +3909,7 @@
             <w:r>
               <w:rPr>
                 <w:rFonts w:ascii="Calibri" w:hAnsi="Calibri" w:cs="Calibri"/>
+                <w:noProof/>
                 <w:color w:val="262626" w:themeColor="text1" w:themeTint="D9"/>
                 <w:sz w:val="22"/>
                 <w:szCs w:val="22"/>
@@ -4261,6 +4202,7 @@
             <w:r>
               <w:rPr>
                 <w:rFonts w:ascii="Calibri" w:hAnsi="Calibri" w:cs="Calibri"/>
+                <w:noProof/>
                 <w:color w:val="262626" w:themeColor="text1" w:themeTint="D9"/>
                 <w:sz w:val="22"/>
                 <w:szCs w:val="22"/>
@@ -4354,16 +4296,7 @@
                 <w:sz w:val="22"/>
                 <w:szCs w:val="22"/>
               </w:rPr>
-              <w:t xml:space="preserve">Pour cela, </w:t>
-            </w:r>
-            <w:r>
-              <w:rPr>
-                <w:rFonts w:ascii="Calibri" w:hAnsi="Calibri" w:cs="Calibri"/>
-                <w:color w:val="262626" w:themeColor="text1" w:themeTint="D9"/>
-                <w:sz w:val="22"/>
-                <w:szCs w:val="22"/>
-              </w:rPr>
-              <w:t xml:space="preserve">rendez-vous dans l’onglet </w:t>
+              <w:t xml:space="preserve">Pour cela, rendez-vous dans l’onglet </w:t>
             </w:r>
             <w:r>
               <w:rPr>
@@ -4403,16 +4336,7 @@
                 <w:sz w:val="22"/>
                 <w:szCs w:val="22"/>
               </w:rPr>
-              <w:t xml:space="preserve"> et </w:t>
-            </w:r>
-            <w:r>
-              <w:rPr>
-                <w:rFonts w:ascii="Calibri" w:hAnsi="Calibri" w:cs="Calibri"/>
-                <w:color w:val="262626" w:themeColor="text1" w:themeTint="D9"/>
-                <w:sz w:val="22"/>
-                <w:szCs w:val="22"/>
-              </w:rPr>
-              <w:t>renseignez les champs comme suit :</w:t>
+              <w:t xml:space="preserve"> et renseignez les champs comme suit :</w:t>
             </w:r>
           </w:p>
           <w:p>
@@ -4742,6 +4666,7 @@
             <w:r>
               <w:rPr>
                 <w:rFonts w:ascii="Calibri" w:hAnsi="Calibri" w:cs="Calibri"/>
+                <w:noProof/>
                 <w:color w:val="262626" w:themeColor="text1" w:themeTint="D9"/>
                 <w:sz w:val="22"/>
                 <w:szCs w:val="22"/>
@@ -5014,6 +4939,7 @@
             <w:r>
               <w:rPr>
                 <w:rFonts w:ascii="Calibri" w:hAnsi="Calibri" w:cs="Calibri"/>
+                <w:noProof/>
                 <w:color w:val="262626" w:themeColor="text1" w:themeTint="D9"/>
                 <w:sz w:val="22"/>
                 <w:szCs w:val="22"/>
@@ -5426,6 +5352,7 @@
             <w:r>
               <w:rPr>
                 <w:rFonts w:ascii="Calibri" w:hAnsi="Calibri" w:cs="Calibri"/>
+                <w:noProof/>
                 <w:color w:val="262626" w:themeColor="text1" w:themeTint="D9"/>
                 <w:sz w:val="22"/>
                 <w:szCs w:val="22"/>
@@ -5505,29 +5432,7 @@
                 <w:sz w:val="22"/>
                 <w:szCs w:val="22"/>
               </w:rPr>
-              <w:t>/</w:t>
-            </w:r>
-            <w:r>
-              <w:rPr>
-                <w:rFonts w:ascii="Calibri" w:hAnsi="Calibri" w:cs="Calibri"/>
-                <w:i/>
-                <w:iCs/>
-                <w:color w:val="262626" w:themeColor="text1" w:themeTint="D9"/>
-                <w:sz w:val="22"/>
-                <w:szCs w:val="22"/>
-              </w:rPr>
-              <w:t>FI9816P_00626EEC9763</w:t>
-            </w:r>
-            <w:r>
-              <w:rPr>
-                <w:rFonts w:ascii="Calibri" w:hAnsi="Calibri" w:cs="Calibri"/>
-                <w:i/>
-                <w:iCs/>
-                <w:color w:val="262626" w:themeColor="text1" w:themeTint="D9"/>
-                <w:sz w:val="22"/>
-                <w:szCs w:val="22"/>
-              </w:rPr>
-              <w:t>/record </w:t>
+              <w:t>/FI9816P_00626EEC9763/record </w:t>
             </w:r>
             <w:r>
               <w:rPr>
@@ -5564,6 +5469,7 @@
             <w:r>
               <w:rPr>
                 <w:rFonts w:ascii="Calibri" w:hAnsi="Calibri" w:cs="Calibri"/>
+                <w:noProof/>
                 <w:color w:val="262626" w:themeColor="text1" w:themeTint="D9"/>
                 <w:sz w:val="22"/>
                 <w:szCs w:val="22"/>
@@ -6052,6 +5958,35 @@
               </w:rPr>
               <w:t>A la fin :</w:t>
             </w:r>
+            <w:r>
+              <w:rPr>
+                <w:rFonts w:ascii="Calibri" w:hAnsi="Calibri" w:cs="Calibri"/>
+                <w:color w:val="262626" w:themeColor="text1" w:themeTint="D9"/>
+                <w:sz w:val="22"/>
+                <w:szCs w:val="22"/>
+              </w:rPr>
+              <w:t xml:space="preserve"> liste des fichiers (</w:t>
+            </w:r>
+            <w:proofErr w:type="spellStart"/>
+            <w:r>
+              <w:rPr>
+                <w:rFonts w:ascii="Calibri" w:hAnsi="Calibri" w:cs="Calibri"/>
+                <w:color w:val="262626" w:themeColor="text1" w:themeTint="D9"/>
+                <w:sz w:val="22"/>
+                <w:szCs w:val="22"/>
+              </w:rPr>
+              <w:t>Angular</w:t>
+            </w:r>
+            <w:proofErr w:type="spellEnd"/>
+            <w:r>
+              <w:rPr>
+                <w:rFonts w:ascii="Calibri" w:hAnsi="Calibri" w:cs="Calibri"/>
+                <w:color w:val="262626" w:themeColor="text1" w:themeTint="D9"/>
+                <w:sz w:val="22"/>
+                <w:szCs w:val="22"/>
+              </w:rPr>
+              <w:t>)</w:t>
+            </w:r>
           </w:p>
           <w:p>
             <w:pPr>
@@ -6066,6 +6001,7 @@
             <w:r>
               <w:rPr>
                 <w:rFonts w:ascii="Calibri" w:hAnsi="Calibri" w:cs="Calibri"/>
+                <w:noProof/>
                 <w:color w:val="262626" w:themeColor="text1" w:themeTint="D9"/>
                 <w:sz w:val="22"/>
                 <w:szCs w:val="22"/>
@@ -6128,7 +6064,7 @@
           </w:p>
           <w:p>
             <w:pPr>
-              <w:ind w:left="0"/>
+              <w:ind w:left="720"/>
               <w:rPr>
                 <w:rFonts w:ascii="Calibri" w:hAnsi="Calibri" w:cs="Calibri"/>
                 <w:color w:val="262626" w:themeColor="text1" w:themeTint="D9"/>
@@ -6136,6 +6072,35 @@
                 <w:szCs w:val="22"/>
               </w:rPr>
             </w:pPr>
+            <w:r>
+              <w:rPr>
+                <w:rFonts w:ascii="Calibri" w:hAnsi="Calibri" w:cs="Calibri"/>
+                <w:color w:val="262626" w:themeColor="text1" w:themeTint="D9"/>
+                <w:sz w:val="22"/>
+                <w:szCs w:val="22"/>
+              </w:rPr>
+              <w:t>Visu de la vidéo sur le front (</w:t>
+            </w:r>
+            <w:proofErr w:type="spellStart"/>
+            <w:r>
+              <w:rPr>
+                <w:rFonts w:ascii="Calibri" w:hAnsi="Calibri" w:cs="Calibri"/>
+                <w:color w:val="262626" w:themeColor="text1" w:themeTint="D9"/>
+                <w:sz w:val="22"/>
+                <w:szCs w:val="22"/>
+              </w:rPr>
+              <w:t>Anular</w:t>
+            </w:r>
+            <w:proofErr w:type="spellEnd"/>
+            <w:r>
+              <w:rPr>
+                <w:rFonts w:ascii="Calibri" w:hAnsi="Calibri" w:cs="Calibri"/>
+                <w:color w:val="262626" w:themeColor="text1" w:themeTint="D9"/>
+                <w:sz w:val="22"/>
+                <w:szCs w:val="22"/>
+              </w:rPr>
+              <w:t>)</w:t>
+            </w:r>
           </w:p>
         </w:tc>
       </w:tr>
@@ -6143,19 +6108,62 @@
     <w:p>
       <w:pPr>
         <w:ind w:left="0"/>
-        <w:jc w:val="both"/>
+        <w:jc w:val="center"/>
         <w:rPr>
           <w:rFonts w:ascii="Calibri" w:hAnsi="Calibri" w:cs="Calibri"/>
           <w:sz w:val="22"/>
           <w:szCs w:val="22"/>
         </w:rPr>
       </w:pPr>
+      <w:r>
+        <w:rPr>
+          <w:rFonts w:ascii="Calibri" w:hAnsi="Calibri" w:cs="Calibri"/>
+          <w:sz w:val="22"/>
+          <w:szCs w:val="22"/>
+        </w:rPr>
+        <w:lastRenderedPageBreak/>
+        <w:drawing>
+          <wp:inline distT="0" distB="0" distL="0" distR="0" wp14:anchorId="79915195" wp14:editId="1AE79B63">
+            <wp:extent cx="5908583" cy="2495313"/>
+            <wp:effectExtent l="0" t="0" r="0" b="635"/>
+            <wp:docPr id="1359310624" name="Image 1"/>
+            <wp:cNvGraphicFramePr>
+              <a:graphicFrameLocks xmlns:a="http://schemas.openxmlformats.org/drawingml/2006/main" noChangeAspect="1"/>
+            </wp:cNvGraphicFramePr>
+            <a:graphic xmlns:a="http://schemas.openxmlformats.org/drawingml/2006/main">
+              <a:graphicData uri="http://schemas.openxmlformats.org/drawingml/2006/picture">
+                <pic:pic xmlns:pic="http://schemas.openxmlformats.org/drawingml/2006/picture">
+                  <pic:nvPicPr>
+                    <pic:cNvPr id="1359310624" name=""/>
+                    <pic:cNvPicPr/>
+                  </pic:nvPicPr>
+                  <pic:blipFill>
+                    <a:blip r:embed="rId29"/>
+                    <a:stretch>
+                      <a:fillRect/>
+                    </a:stretch>
+                  </pic:blipFill>
+                  <pic:spPr>
+                    <a:xfrm>
+                      <a:off x="0" y="0"/>
+                      <a:ext cx="5938437" cy="2507921"/>
+                    </a:xfrm>
+                    <a:prstGeom prst="rect">
+                      <a:avLst/>
+                    </a:prstGeom>
+                  </pic:spPr>
+                </pic:pic>
+              </a:graphicData>
+            </a:graphic>
+          </wp:inline>
+        </w:drawing>
+      </w:r>
     </w:p>
     <w:sectPr>
-      <w:headerReference w:type="default" r:id="rId29"/>
-      <w:footerReference w:type="default" r:id="rId30"/>
-      <w:headerReference w:type="first" r:id="rId31"/>
-      <w:footerReference w:type="first" r:id="rId32"/>
+      <w:headerReference w:type="default" r:id="rId30"/>
+      <w:footerReference w:type="default" r:id="rId31"/>
+      <w:headerReference w:type="first" r:id="rId32"/>
+      <w:footerReference w:type="first" r:id="rId33"/>
       <w:pgSz w:w="11906" w:h="16838" w:code="9"/>
       <w:pgMar w:top="1152" w:right="720" w:bottom="288" w:left="720" w:header="680" w:footer="0" w:gutter="0"/>
       <w:cols w:space="720"/>
@@ -6450,7 +6458,7 @@
         </mc:Choice>
         <mc:Fallback>
           <w:pict>
-            <v:group w14:anchorId="6DBA5161" id="Groupe 12" o:spid="_x0000_s1026" alt="&quot;&quot;" style="position:absolute;margin-left:-39pt;margin-top:806.25pt;width:378.05pt;height:17pt;z-index:-251642880;mso-position-vertical-relative:page;mso-width-relative:margin;mso-height-relative:margin" coordorigin=",95322" coordsize="48006,2222" o:gfxdata="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">
+            <v:group w14:anchorId="236BACBD" id="Groupe 12" o:spid="_x0000_s1026" alt="&quot;&quot;" style="position:absolute;margin-left:-39pt;margin-top:806.25pt;width:378.05pt;height:17pt;z-index:-251642880;mso-position-vertical-relative:page;mso-width-relative:margin;mso-height-relative:margin" coordorigin=",95322" coordsize="48006,2222" o:gfxdata="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">
               <v:line id="Connecteur droit 13" o:spid="_x0000_s1027" style="position:absolute;visibility:visible;mso-wrap-style:square" from="0,97545" to="48006,97545" o:connectortype="straight" o:gfxdata="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" strokecolor="#dde9e9 [662]" strokeweight="10pt"/>
               <v:line id="Connecteur droit 14" o:spid="_x0000_s1028" style="position:absolute;visibility:visible;mso-wrap-style:square" from="0,95322" to="48006,95322" o:connectortype="straight" o:gfxdata="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" strokecolor="#dde9e9 [662]" strokeweight="10pt"/>
               <w10:wrap anchory="page"/>
@@ -6609,7 +6617,7 @@
         </mc:Choice>
         <mc:Fallback>
           <w:pict>
-            <v:line w14:anchorId="1E34E28E" id="Connecteur droit 8" o:spid="_x0000_s1026" style="position:absolute;z-index:251683840;visibility:visible;mso-wrap-style:square;mso-wrap-distance-left:9pt;mso-wrap-distance-top:0;mso-wrap-distance-right:9pt;mso-wrap-distance-bottom:0;mso-position-horizontal:absolute;mso-position-horizontal-relative:text;mso-position-vertical:absolute;mso-position-vertical-relative:text" from="62.3pt,-18.85pt" to="587.95pt,-18.85pt" o:gfxdata="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" strokecolor="#dde9e9 [662]" strokeweight="10pt"/>
+            <v:line w14:anchorId="48A49E58" id="Connecteur droit 8" o:spid="_x0000_s1026" style="position:absolute;z-index:251683840;visibility:visible;mso-wrap-style:square;mso-wrap-distance-left:9pt;mso-wrap-distance-top:0;mso-wrap-distance-right:9pt;mso-wrap-distance-bottom:0;mso-position-horizontal:absolute;mso-position-horizontal-relative:text;mso-position-vertical:absolute;mso-position-vertical-relative:text" from="62.3pt,-18.85pt" to="587.95pt,-18.85pt" o:gfxdata="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" strokecolor="#dde9e9 [662]" strokeweight="10pt"/>
           </w:pict>
         </mc:Fallback>
       </mc:AlternateContent>
@@ -6678,7 +6686,7 @@
         </mc:Choice>
         <mc:Fallback>
           <w:pict>
-            <v:line w14:anchorId="178EADEA" id="Connecteur droit 5" o:spid="_x0000_s1026" style="position:absolute;z-index:251649024;visibility:visible;mso-wrap-style:square;mso-wrap-distance-left:9pt;mso-wrap-distance-top:0;mso-wrap-distance-right:9pt;mso-wrap-distance-bottom:0;mso-position-horizontal:absolute;mso-position-horizontal-relative:text;mso-position-vertical:absolute;mso-position-vertical-relative:text" from="62.3pt,-35.9pt" to="587.95pt,-35.9pt" o:gfxdata="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" strokecolor="#dde9e9 [662]" strokeweight="10pt"/>
+            <v:line w14:anchorId="62A3C2B0" id="Connecteur droit 5" o:spid="_x0000_s1026" style="position:absolute;z-index:251649024;visibility:visible;mso-wrap-style:square;mso-wrap-distance-left:9pt;mso-wrap-distance-top:0;mso-wrap-distance-right:9pt;mso-wrap-distance-bottom:0;mso-position-horizontal:absolute;mso-position-horizontal-relative:text;mso-position-vertical:absolute;mso-position-vertical-relative:text" from="62.3pt,-35.9pt" to="587.95pt,-35.9pt" o:gfxdata="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" strokecolor="#dde9e9 [662]" strokeweight="10pt"/>
           </w:pict>
         </mc:Fallback>
       </mc:AlternateContent>
@@ -6776,7 +6784,7 @@
               </mc:Choice>
               <mc:Fallback>
                 <w:pict>
-                  <v:line w14:anchorId="7AB8AFC2" id="Connecteur droit 5" o:spid="_x0000_s1026" style="position:absolute;z-index:251638784;visibility:visible;mso-wrap-style:square;mso-wrap-distance-left:9pt;mso-wrap-distance-top:0;mso-wrap-distance-right:9pt;mso-wrap-distance-bottom:0;mso-position-horizontal:absolute;mso-position-horizontal-relative:text;mso-position-vertical:absolute;mso-position-vertical-relative:text" from="62.3pt,2.9pt" to="588pt,2.9pt" o:gfxdata="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" strokecolor="#dde9e9 [662]" strokeweight="10pt"/>
+                  <v:line w14:anchorId="61004261" id="Connecteur droit 5" o:spid="_x0000_s1026" style="position:absolute;z-index:251638784;visibility:visible;mso-wrap-style:square;mso-wrap-distance-left:9pt;mso-wrap-distance-top:0;mso-wrap-distance-right:9pt;mso-wrap-distance-bottom:0;mso-position-horizontal:absolute;mso-position-horizontal-relative:text;mso-position-vertical:absolute;mso-position-vertical-relative:text" from="62.3pt,2.9pt" to="588pt,2.9pt" o:gfxdata="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" strokecolor="#dde9e9 [662]" strokeweight="10pt"/>
                 </w:pict>
               </mc:Fallback>
             </mc:AlternateContent>
@@ -6877,7 +6885,7 @@
         </mc:Choice>
         <mc:Fallback>
           <w:pict>
-            <v:line w14:anchorId="59AAD2D8" id="Connecteur droit 8" o:spid="_x0000_s1026" style="position:absolute;z-index:251665408;visibility:visible;mso-wrap-style:square;mso-wrap-distance-left:9pt;mso-wrap-distance-top:0;mso-wrap-distance-right:9pt;mso-wrap-distance-bottom:0;mso-position-horizontal:absolute;mso-position-horizontal-relative:text;mso-position-vertical:absolute;mso-position-vertical-relative:text" from="62.3pt,4.15pt" to="587.95pt,4.15pt" o:gfxdata="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" strokecolor="#dde9e9 [662]" strokeweight="10pt"/>
+            <v:line w14:anchorId="44BBF762" id="Connecteur droit 8" o:spid="_x0000_s1026" style="position:absolute;z-index:251665408;visibility:visible;mso-wrap-style:square;mso-wrap-distance-left:9pt;mso-wrap-distance-top:0;mso-wrap-distance-right:9pt;mso-wrap-distance-bottom:0;mso-position-horizontal:absolute;mso-position-horizontal-relative:text;mso-position-vertical:absolute;mso-position-vertical-relative:text" from="62.3pt,4.15pt" to="587.95pt,4.15pt" o:gfxdata="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" strokecolor="#dde9e9 [662]" strokeweight="10pt"/>
           </w:pict>
         </mc:Fallback>
       </mc:AlternateContent>
@@ -9676,6 +9684,7 @@
   <w:style w:type="character" w:default="1" w:styleId="Policepardfaut">
     <w:name w:val="Default Paragraph Font"/>
     <w:uiPriority w:val="1"/>
+    <w:semiHidden/>
     <w:unhideWhenUsed/>
   </w:style>
   <w:style w:type="table" w:default="1" w:styleId="TableauNormal">
@@ -35300,6 +35309,7 @@
   </w:compat>
   <w:rsids>
     <w:rsidRoot w:val="003F4D38"/>
+    <w:rsid w:val="00094B4E"/>
     <w:rsid w:val="00133732"/>
     <w:rsid w:val="00154EDB"/>
     <w:rsid w:val="00204939"/>
@@ -35317,9 +35327,11 @@
     <w:rsid w:val="00671BB4"/>
     <w:rsid w:val="006C4564"/>
     <w:rsid w:val="00753A18"/>
+    <w:rsid w:val="00793FB2"/>
     <w:rsid w:val="00810E69"/>
     <w:rsid w:val="0086768B"/>
     <w:rsid w:val="008F6774"/>
+    <w:rsid w:val="00921564"/>
     <w:rsid w:val="00942A78"/>
     <w:rsid w:val="00AE374A"/>
     <w:rsid w:val="00B652B2"/>
@@ -36357,7 +36369,12 @@
 </file>
 
 <file path=customXml/item3.xml><?xml version="1.0" encoding="utf-8"?>
-<b:Sources xmlns:b="http://schemas.openxmlformats.org/officeDocument/2006/bibliography" xmlns="http://schemas.openxmlformats.org/officeDocument/2006/bibliography" SelectedStyle="\APASixthEditionOfficeOnline.xsl" StyleName="APA" Version="6"/>
+<?mso-contentType ?>
+<FormTemplates xmlns="http://schemas.microsoft.com/sharepoint/v3/contenttype/forms">
+  <Display>DocumentLibraryForm</Display>
+  <Edit>DocumentLibraryForm</Edit>
+  <New>DocumentLibraryForm</New>
+</FormTemplates>
 </file>
 
 <file path=customXml/item4.xml><?xml version="1.0" encoding="utf-8"?>
@@ -36381,12 +36398,7 @@
 </file>
 
 <file path=customXml/item5.xml><?xml version="1.0" encoding="utf-8"?>
-<?mso-contentType ?>
-<FormTemplates xmlns="http://schemas.microsoft.com/sharepoint/v3/contenttype/forms">
-  <Display>DocumentLibraryForm</Display>
-  <Edit>DocumentLibraryForm</Edit>
-  <New>DocumentLibraryForm</New>
-</FormTemplates>
+<b:Sources xmlns:b="http://schemas.openxmlformats.org/officeDocument/2006/bibliography" xmlns="http://schemas.openxmlformats.org/officeDocument/2006/bibliography" SelectedStyle="\APASixthEditionOfficeOnline.xsl" StyleName="APA" Version="6"/>
 </file>
 
 <file path=customXml/itemProps1.xml><?xml version="1.0" encoding="utf-8"?>
@@ -36419,9 +36431,9 @@
 </file>
 
 <file path=customXml/itemProps3.xml><?xml version="1.0" encoding="utf-8"?>
-<ds:datastoreItem xmlns:ds="http://schemas.openxmlformats.org/officeDocument/2006/customXml" ds:itemID="{F53B1086-D409-4D27-8634-6DCEB6986A9D}">
+<ds:datastoreItem xmlns:ds="http://schemas.openxmlformats.org/officeDocument/2006/customXml" ds:itemID="{22CEAC9E-D182-4460-BB10-D032AF7B9C46}">
   <ds:schemaRefs>
-    <ds:schemaRef ds:uri="http://schemas.openxmlformats.org/officeDocument/2006/bibliography"/>
+    <ds:schemaRef ds:uri="http://schemas.microsoft.com/sharepoint/v3/contenttype/forms"/>
   </ds:schemaRefs>
 </ds:datastoreItem>
 </file>
@@ -36439,9 +36451,9 @@
 </file>
 
 <file path=customXml/itemProps5.xml><?xml version="1.0" encoding="utf-8"?>
-<ds:datastoreItem xmlns:ds="http://schemas.openxmlformats.org/officeDocument/2006/customXml" ds:itemID="{22CEAC9E-D182-4460-BB10-D032AF7B9C46}">
+<ds:datastoreItem xmlns:ds="http://schemas.openxmlformats.org/officeDocument/2006/customXml" ds:itemID="{F53B1086-D409-4D27-8634-6DCEB6986A9D}">
   <ds:schemaRefs>
-    <ds:schemaRef ds:uri="http://schemas.microsoft.com/sharepoint/v3/contenttype/forms"/>
+    <ds:schemaRef ds:uri="http://schemas.openxmlformats.org/officeDocument/2006/bibliography"/>
   </ds:schemaRefs>
 </ds:datastoreItem>
 </file>

--- a/frontend/ftp-manager/src/app/docs/procedure_projet_ftp_nderoo.docx
+++ b/frontend/ftp-manager/src/app/docs/procedure_projet_ftp_nderoo.docx
@@ -280,25 +280,7 @@
                 <w:sz w:val="22"/>
                 <w:szCs w:val="22"/>
               </w:rPr>
-              <w:t xml:space="preserve">unnel </w:t>
-            </w:r>
-            <w:proofErr w:type="spellStart"/>
-            <w:r>
-              <w:rPr>
-                <w:rFonts w:ascii="Calibri" w:hAnsi="Calibri" w:cs="Calibri"/>
-                <w:sz w:val="22"/>
-                <w:szCs w:val="22"/>
-              </w:rPr>
-              <w:t>Cloudflare</w:t>
-            </w:r>
-            <w:proofErr w:type="spellEnd"/>
-            <w:r>
-              <w:rPr>
-                <w:rFonts w:ascii="Calibri" w:hAnsi="Calibri" w:cs="Calibri"/>
-                <w:sz w:val="22"/>
-                <w:szCs w:val="22"/>
-              </w:rPr>
-              <w:t xml:space="preserve"> sur</w:t>
+              <w:t>unnel Cloudflare sur</w:t>
             </w:r>
             <w:r>
               <w:rPr>
@@ -953,20 +935,8 @@
                     <w:sz w:val="22"/>
                     <w:szCs w:val="22"/>
                   </w:rPr>
-                  <w:t xml:space="preserve">Tunnel </w:t>
+                  <w:t>Tunnel Cloudflare</w:t>
                 </w:r>
-                <w:proofErr w:type="spellStart"/>
-                <w:r>
-                  <w:rPr>
-                    <w:rFonts w:ascii="Calibri" w:eastAsia="Source Sans Pro" w:hAnsi="Calibri" w:cs="Calibri"/>
-                    <w:b/>
-                    <w:bCs/>
-                    <w:sz w:val="22"/>
-                    <w:szCs w:val="22"/>
-                  </w:rPr>
-                  <w:t>Cloudflare</w:t>
-                </w:r>
-                <w:proofErr w:type="spellEnd"/>
                 <w:r>
                   <w:rPr>
                     <w:rFonts w:ascii="Calibri" w:eastAsia="Source Sans Pro" w:hAnsi="Calibri" w:cs="Calibri"/>
@@ -1181,20 +1151,8 @@
                     <w:sz w:val="22"/>
                     <w:szCs w:val="22"/>
                   </w:rPr>
-                  <w:t xml:space="preserve">Tunnel </w:t>
+                  <w:t>Tunnel Clouflare</w:t>
                 </w:r>
-                <w:proofErr w:type="spellStart"/>
-                <w:r>
-                  <w:rPr>
-                    <w:rFonts w:ascii="Calibri" w:eastAsia="Source Sans Pro" w:hAnsi="Calibri" w:cs="Calibri"/>
-                    <w:b/>
-                    <w:bCs/>
-                    <w:sz w:val="22"/>
-                    <w:szCs w:val="22"/>
-                  </w:rPr>
-                  <w:t>Clouflare</w:t>
-                </w:r>
-                <w:proofErr w:type="spellEnd"/>
                 <w:r>
                   <w:rPr>
                     <w:rFonts w:ascii="Calibri" w:eastAsia="Source Sans Pro" w:hAnsi="Calibri" w:cs="Calibri"/>
@@ -1476,27 +1434,7 @@
                 <w:sz w:val="22"/>
                 <w:szCs w:val="22"/>
               </w:rPr>
-              <w:t xml:space="preserve"> "</w:t>
-            </w:r>
-            <w:proofErr w:type="spellStart"/>
-            <w:r>
-              <w:rPr>
-                <w:rFonts w:ascii="Calibri" w:hAnsi="Calibri" w:cs="Calibri"/>
-                <w:color w:val="262626" w:themeColor="text1" w:themeTint="D9"/>
-                <w:sz w:val="22"/>
-                <w:szCs w:val="22"/>
-              </w:rPr>
-              <w:t>Foscam</w:t>
-            </w:r>
-            <w:proofErr w:type="spellEnd"/>
-            <w:r>
-              <w:rPr>
-                <w:rFonts w:ascii="Calibri" w:hAnsi="Calibri" w:cs="Calibri"/>
-                <w:color w:val="262626" w:themeColor="text1" w:themeTint="D9"/>
-                <w:sz w:val="22"/>
-                <w:szCs w:val="22"/>
-              </w:rPr>
-              <w:t>" ou l'adresse MAC (inscrite sur l'étiquette</w:t>
+              <w:t xml:space="preserve"> "Foscam" ou l'adresse MAC (inscrite sur l'étiquette</w:t>
             </w:r>
             <w:r>
               <w:rPr>
@@ -1762,27 +1700,7 @@
                 <w:sz w:val="22"/>
                 <w:szCs w:val="22"/>
               </w:rPr>
-              <w:t xml:space="preserve"> et </w:t>
-            </w:r>
-            <w:proofErr w:type="spellStart"/>
-            <w:r>
-              <w:rPr>
-                <w:rFonts w:ascii="Calibri" w:hAnsi="Calibri" w:cs="Calibri"/>
-                <w:color w:val="262626" w:themeColor="text1" w:themeTint="D9"/>
-                <w:sz w:val="22"/>
-                <w:szCs w:val="22"/>
-              </w:rPr>
-              <w:t>pouvez vous</w:t>
-            </w:r>
-            <w:proofErr w:type="spellEnd"/>
-            <w:r>
-              <w:rPr>
-                <w:rFonts w:ascii="Calibri" w:hAnsi="Calibri" w:cs="Calibri"/>
-                <w:color w:val="262626" w:themeColor="text1" w:themeTint="D9"/>
-                <w:sz w:val="22"/>
-                <w:szCs w:val="22"/>
-              </w:rPr>
-              <w:t xml:space="preserve"> y connecter via les identifiants (« </w:t>
+              <w:t xml:space="preserve"> et pouvez vous y connecter via les identifiants (« </w:t>
             </w:r>
             <w:r>
               <w:rPr>
@@ -2033,7 +1951,6 @@
                 <w:szCs w:val="22"/>
               </w:rPr>
             </w:pPr>
-            <w:proofErr w:type="spellStart"/>
             <w:r>
               <w:rPr>
                 <w:rFonts w:ascii="Calibri" w:hAnsi="Calibri" w:cs="Calibri"/>
@@ -2041,17 +1958,7 @@
                 <w:sz w:val="22"/>
                 <w:szCs w:val="22"/>
               </w:rPr>
-              <w:t>Connectez vous</w:t>
-            </w:r>
-            <w:proofErr w:type="spellEnd"/>
-            <w:r>
-              <w:rPr>
-                <w:rFonts w:ascii="Calibri" w:hAnsi="Calibri" w:cs="Calibri"/>
-                <w:color w:val="262626" w:themeColor="text1" w:themeTint="D9"/>
-                <w:sz w:val="22"/>
-                <w:szCs w:val="22"/>
-              </w:rPr>
-              <w:t xml:space="preserve"> à l’interface de votre NAS UGREEN et lancer l’application </w:t>
+              <w:t xml:space="preserve">Connectez vous à l’interface de votre NAS UGREEN et lancer l’application </w:t>
             </w:r>
             <w:r>
               <w:rPr>
@@ -2103,8 +2010,6 @@
                 <w:szCs w:val="22"/>
               </w:rPr>
             </w:pPr>
-            <w:proofErr w:type="spellStart"/>
-            <w:proofErr w:type="gramStart"/>
             <w:r>
               <w:rPr>
                 <w:rFonts w:ascii="Calibri" w:hAnsi="Calibri" w:cs="Calibri"/>
@@ -2112,20 +2017,8 @@
                 <w:sz w:val="22"/>
                 <w:szCs w:val="22"/>
               </w:rPr>
-              <w:t>Donnez lui</w:t>
+              <w:t xml:space="preserve">Donnez lui un nom (par exemple : </w:t>
             </w:r>
-            <w:proofErr w:type="spellEnd"/>
-            <w:proofErr w:type="gramEnd"/>
-            <w:r>
-              <w:rPr>
-                <w:rFonts w:ascii="Calibri" w:hAnsi="Calibri" w:cs="Calibri"/>
-                <w:color w:val="262626" w:themeColor="text1" w:themeTint="D9"/>
-                <w:sz w:val="22"/>
-                <w:szCs w:val="22"/>
-              </w:rPr>
-              <w:t xml:space="preserve"> un nom (par exemple : </w:t>
-            </w:r>
-            <w:proofErr w:type="spellStart"/>
             <w:r>
               <w:rPr>
                 <w:rFonts w:ascii="Calibri" w:hAnsi="Calibri" w:cs="Calibri"/>
@@ -2159,7 +2052,6 @@
               </w:rPr>
               <w:t>project</w:t>
             </w:r>
-            <w:proofErr w:type="spellEnd"/>
             <w:r>
               <w:rPr>
                 <w:rFonts w:ascii="Calibri" w:hAnsi="Calibri" w:cs="Calibri"/>
@@ -2211,21 +2103,8 @@
                 <w:sz w:val="22"/>
                 <w:szCs w:val="22"/>
               </w:rPr>
-              <w:t>Dossier partagé/docker/</w:t>
+              <w:t>Dossier partagé/docker/ftp_project</w:t>
             </w:r>
-            <w:proofErr w:type="spellStart"/>
-            <w:r>
-              <w:rPr>
-                <w:rFonts w:ascii="Calibri" w:hAnsi="Calibri" w:cs="Calibri"/>
-                <w:i/>
-                <w:iCs/>
-                <w:color w:val="262626" w:themeColor="text1" w:themeTint="D9"/>
-                <w:sz w:val="22"/>
-                <w:szCs w:val="22"/>
-              </w:rPr>
-              <w:t>ftp_project</w:t>
-            </w:r>
-            <w:proofErr w:type="spellEnd"/>
           </w:p>
           <w:p>
             <w:pPr>
@@ -2362,7 +2241,6 @@
                 <w:szCs w:val="22"/>
               </w:rPr>
             </w:pPr>
-            <w:proofErr w:type="gramStart"/>
             <w:r>
               <w:rPr>
                 <w:rFonts w:asciiTheme="majorHAnsi" w:hAnsiTheme="majorHAnsi" w:cs="Calibri"/>
@@ -2372,7 +2250,6 @@
               </w:rPr>
               <w:t>services:</w:t>
             </w:r>
-            <w:proofErr w:type="gramEnd"/>
           </w:p>
           <w:p>
             <w:pPr>
@@ -2420,19 +2297,8 @@
                 <w:sz w:val="22"/>
                 <w:szCs w:val="22"/>
               </w:rPr>
-              <w:t xml:space="preserve">  </w:t>
+              <w:t xml:space="preserve">  ftp:</w:t>
             </w:r>
-            <w:proofErr w:type="gramStart"/>
-            <w:r>
-              <w:rPr>
-                <w:rFonts w:asciiTheme="majorHAnsi" w:hAnsiTheme="majorHAnsi" w:cs="Calibri"/>
-                <w:color w:val="262626" w:themeColor="text1" w:themeTint="D9"/>
-                <w:sz w:val="22"/>
-                <w:szCs w:val="22"/>
-              </w:rPr>
-              <w:t>ftp:</w:t>
-            </w:r>
-            <w:proofErr w:type="gramEnd"/>
           </w:p>
           <w:p>
             <w:pPr>
@@ -2460,19 +2326,8 @@
                 <w:sz w:val="22"/>
                 <w:szCs w:val="22"/>
               </w:rPr>
-              <w:t># Utilise l'image légère et stable de Pure-</w:t>
+              <w:t># Utilise l'image légère et stable de Pure-FTPd</w:t>
             </w:r>
-            <w:proofErr w:type="spellStart"/>
-            <w:r>
-              <w:rPr>
-                <w:rFonts w:asciiTheme="majorHAnsi" w:hAnsiTheme="majorHAnsi" w:cs="Calibri"/>
-                <w:color w:val="388600"/>
-                <w:sz w:val="22"/>
-                <w:szCs w:val="22"/>
-              </w:rPr>
-              <w:t>FTPd</w:t>
-            </w:r>
-            <w:proofErr w:type="spellEnd"/>
           </w:p>
           <w:p>
             <w:pPr>
@@ -2491,59 +2346,8 @@
                 <w:sz w:val="22"/>
                 <w:szCs w:val="22"/>
               </w:rPr>
-              <w:t xml:space="preserve">    </w:t>
+              <w:t xml:space="preserve">    image: stilliard/pure-ftpd</w:t>
             </w:r>
-            <w:proofErr w:type="gramStart"/>
-            <w:r>
-              <w:rPr>
-                <w:rFonts w:asciiTheme="majorHAnsi" w:hAnsiTheme="majorHAnsi" w:cs="Calibri"/>
-                <w:color w:val="262626" w:themeColor="text1" w:themeTint="D9"/>
-                <w:sz w:val="22"/>
-                <w:szCs w:val="22"/>
-              </w:rPr>
-              <w:t>image:</w:t>
-            </w:r>
-            <w:proofErr w:type="gramEnd"/>
-            <w:r>
-              <w:rPr>
-                <w:rFonts w:asciiTheme="majorHAnsi" w:hAnsiTheme="majorHAnsi" w:cs="Calibri"/>
-                <w:color w:val="262626" w:themeColor="text1" w:themeTint="D9"/>
-                <w:sz w:val="22"/>
-                <w:szCs w:val="22"/>
-              </w:rPr>
-              <w:t xml:space="preserve"> </w:t>
-            </w:r>
-            <w:proofErr w:type="spellStart"/>
-            <w:r>
-              <w:rPr>
-                <w:rFonts w:asciiTheme="majorHAnsi" w:hAnsiTheme="majorHAnsi" w:cs="Calibri"/>
-                <w:color w:val="262626" w:themeColor="text1" w:themeTint="D9"/>
-                <w:sz w:val="22"/>
-                <w:szCs w:val="22"/>
-              </w:rPr>
-              <w:t>stilliard</w:t>
-            </w:r>
-            <w:proofErr w:type="spellEnd"/>
-            <w:r>
-              <w:rPr>
-                <w:rFonts w:asciiTheme="majorHAnsi" w:hAnsiTheme="majorHAnsi" w:cs="Calibri"/>
-                <w:color w:val="262626" w:themeColor="text1" w:themeTint="D9"/>
-                <w:sz w:val="22"/>
-                <w:szCs w:val="22"/>
-              </w:rPr>
-              <w:t>/pure-</w:t>
-            </w:r>
-            <w:proofErr w:type="spellStart"/>
-            <w:r>
-              <w:rPr>
-                <w:rFonts w:asciiTheme="majorHAnsi" w:hAnsiTheme="majorHAnsi" w:cs="Calibri"/>
-                <w:color w:val="262626" w:themeColor="text1" w:themeTint="D9"/>
-                <w:sz w:val="22"/>
-                <w:szCs w:val="22"/>
-              </w:rPr>
-              <w:t>ftpd</w:t>
-            </w:r>
-            <w:proofErr w:type="spellEnd"/>
           </w:p>
           <w:p>
             <w:pPr>
@@ -2591,47 +2395,7 @@
                 <w:sz w:val="22"/>
                 <w:szCs w:val="22"/>
               </w:rPr>
-              <w:t xml:space="preserve">    </w:t>
-            </w:r>
-            <w:proofErr w:type="spellStart"/>
-            <w:r>
-              <w:rPr>
-                <w:rFonts w:asciiTheme="majorHAnsi" w:hAnsiTheme="majorHAnsi" w:cs="Calibri"/>
-                <w:color w:val="262626" w:themeColor="text1" w:themeTint="D9"/>
-                <w:sz w:val="22"/>
-                <w:szCs w:val="22"/>
-              </w:rPr>
-              <w:t>container_</w:t>
-            </w:r>
-            <w:proofErr w:type="gramStart"/>
-            <w:r>
-              <w:rPr>
-                <w:rFonts w:asciiTheme="majorHAnsi" w:hAnsiTheme="majorHAnsi" w:cs="Calibri"/>
-                <w:color w:val="262626" w:themeColor="text1" w:themeTint="D9"/>
-                <w:sz w:val="22"/>
-                <w:szCs w:val="22"/>
-              </w:rPr>
-              <w:t>name</w:t>
-            </w:r>
-            <w:proofErr w:type="spellEnd"/>
-            <w:r>
-              <w:rPr>
-                <w:rFonts w:asciiTheme="majorHAnsi" w:hAnsiTheme="majorHAnsi" w:cs="Calibri"/>
-                <w:color w:val="262626" w:themeColor="text1" w:themeTint="D9"/>
-                <w:sz w:val="22"/>
-                <w:szCs w:val="22"/>
-              </w:rPr>
-              <w:t>:</w:t>
-            </w:r>
-            <w:proofErr w:type="gramEnd"/>
-            <w:r>
-              <w:rPr>
-                <w:rFonts w:asciiTheme="majorHAnsi" w:hAnsiTheme="majorHAnsi" w:cs="Calibri"/>
-                <w:color w:val="262626" w:themeColor="text1" w:themeTint="D9"/>
-                <w:sz w:val="22"/>
-                <w:szCs w:val="22"/>
-              </w:rPr>
-              <w:t xml:space="preserve"> ftp</w:t>
+              <w:t xml:space="preserve">    container_name: ftp</w:t>
             </w:r>
           </w:p>
           <w:p>
@@ -2660,27 +2424,7 @@
                 <w:sz w:val="22"/>
                 <w:szCs w:val="22"/>
               </w:rPr>
-              <w:t xml:space="preserve"># Relance automatiquement le serveur si le NAS redémarre </w:t>
-            </w:r>
-            <w:proofErr w:type="gramStart"/>
-            <w:r>
-              <w:rPr>
-                <w:rFonts w:asciiTheme="majorHAnsi" w:hAnsiTheme="majorHAnsi" w:cs="Calibri"/>
-                <w:color w:val="388600"/>
-                <w:sz w:val="22"/>
-                <w:szCs w:val="22"/>
-              </w:rPr>
-              <w:t>ou</w:t>
-            </w:r>
-            <w:proofErr w:type="gramEnd"/>
-            <w:r>
-              <w:rPr>
-                <w:rFonts w:asciiTheme="majorHAnsi" w:hAnsiTheme="majorHAnsi" w:cs="Calibri"/>
-                <w:color w:val="388600"/>
-                <w:sz w:val="22"/>
-                <w:szCs w:val="22"/>
-              </w:rPr>
-              <w:t xml:space="preserve"> s'il plante</w:t>
+              <w:t># Relance automatiquement le serveur si le NAS redémarre ou s'il plante</w:t>
             </w:r>
           </w:p>
           <w:p>
@@ -2700,39 +2444,8 @@
                 <w:sz w:val="22"/>
                 <w:szCs w:val="22"/>
               </w:rPr>
-              <w:t xml:space="preserve">    </w:t>
+              <w:t xml:space="preserve">    restart: always</w:t>
             </w:r>
-            <w:proofErr w:type="gramStart"/>
-            <w:r>
-              <w:rPr>
-                <w:rFonts w:asciiTheme="majorHAnsi" w:hAnsiTheme="majorHAnsi" w:cs="Calibri"/>
-                <w:color w:val="262626" w:themeColor="text1" w:themeTint="D9"/>
-                <w:sz w:val="22"/>
-                <w:szCs w:val="22"/>
-              </w:rPr>
-              <w:t>restart:</w:t>
-            </w:r>
-            <w:proofErr w:type="gramEnd"/>
-            <w:r>
-              <w:rPr>
-                <w:rFonts w:asciiTheme="majorHAnsi" w:hAnsiTheme="majorHAnsi" w:cs="Calibri"/>
-                <w:color w:val="262626" w:themeColor="text1" w:themeTint="D9"/>
-                <w:sz w:val="22"/>
-                <w:szCs w:val="22"/>
-              </w:rPr>
-              <w:t xml:space="preserve"> </w:t>
-            </w:r>
-            <w:proofErr w:type="spellStart"/>
-            <w:r>
-              <w:rPr>
-                <w:rFonts w:asciiTheme="majorHAnsi" w:hAnsiTheme="majorHAnsi" w:cs="Calibri"/>
-                <w:color w:val="262626" w:themeColor="text1" w:themeTint="D9"/>
-                <w:sz w:val="22"/>
-                <w:szCs w:val="22"/>
-              </w:rPr>
-              <w:t>always</w:t>
-            </w:r>
-            <w:proofErr w:type="spellEnd"/>
           </w:p>
           <w:p>
             <w:pPr>
@@ -2780,30 +2493,8 @@
                 <w:sz w:val="22"/>
                 <w:szCs w:val="22"/>
               </w:rPr>
-              <w:t xml:space="preserve">    </w:t>
+              <w:t xml:space="preserve">    environment:</w:t>
             </w:r>
-            <w:proofErr w:type="spellStart"/>
-            <w:proofErr w:type="gramStart"/>
-            <w:r>
-              <w:rPr>
-                <w:rFonts w:asciiTheme="majorHAnsi" w:hAnsiTheme="majorHAnsi" w:cs="Calibri"/>
-                <w:color w:val="262626" w:themeColor="text1" w:themeTint="D9"/>
-                <w:sz w:val="22"/>
-                <w:szCs w:val="22"/>
-              </w:rPr>
-              <w:t>environment</w:t>
-            </w:r>
-            <w:proofErr w:type="spellEnd"/>
-            <w:r>
-              <w:rPr>
-                <w:rFonts w:asciiTheme="majorHAnsi" w:hAnsiTheme="majorHAnsi" w:cs="Calibri"/>
-                <w:color w:val="262626" w:themeColor="text1" w:themeTint="D9"/>
-                <w:sz w:val="22"/>
-                <w:szCs w:val="22"/>
-              </w:rPr>
-              <w:t>:</w:t>
-            </w:r>
-            <w:proofErr w:type="gramEnd"/>
           </w:p>
           <w:p>
             <w:pPr>
@@ -2851,27 +2542,7 @@
                 <w:sz w:val="22"/>
                 <w:szCs w:val="22"/>
               </w:rPr>
-              <w:t xml:space="preserve">      </w:t>
-            </w:r>
-            <w:proofErr w:type="gramStart"/>
-            <w:r>
-              <w:rPr>
-                <w:rFonts w:asciiTheme="majorHAnsi" w:hAnsiTheme="majorHAnsi" w:cs="Calibri"/>
-                <w:color w:val="262626" w:themeColor="text1" w:themeTint="D9"/>
-                <w:sz w:val="22"/>
-                <w:szCs w:val="22"/>
-              </w:rPr>
-              <w:t>PUBLICHOST:</w:t>
-            </w:r>
-            <w:proofErr w:type="gramEnd"/>
-            <w:r>
-              <w:rPr>
-                <w:rFonts w:asciiTheme="majorHAnsi" w:hAnsiTheme="majorHAnsi" w:cs="Calibri"/>
-                <w:color w:val="262626" w:themeColor="text1" w:themeTint="D9"/>
-                <w:sz w:val="22"/>
-                <w:szCs w:val="22"/>
-              </w:rPr>
-              <w:t xml:space="preserve"> "192.168.1.96"</w:t>
+              <w:t xml:space="preserve">      PUBLICHOST: "192.168.1.96"</w:t>
             </w:r>
           </w:p>
           <w:p>
@@ -2931,29 +2602,7 @@
                 <w:szCs w:val="22"/>
                 <w:lang w:val="en-US"/>
               </w:rPr>
-              <w:t>FTP_USER_NAME: "</w:t>
-            </w:r>
-            <w:proofErr w:type="spellStart"/>
-            <w:r>
-              <w:rPr>
-                <w:rFonts w:asciiTheme="majorHAnsi" w:hAnsiTheme="majorHAnsi" w:cs="Calibri"/>
-                <w:color w:val="262626" w:themeColor="text1" w:themeTint="D9"/>
-                <w:sz w:val="22"/>
-                <w:szCs w:val="22"/>
-                <w:lang w:val="en-US"/>
-              </w:rPr>
-              <w:t>admin_ftp</w:t>
-            </w:r>
-            <w:proofErr w:type="spellEnd"/>
-            <w:r>
-              <w:rPr>
-                <w:rFonts w:asciiTheme="majorHAnsi" w:hAnsiTheme="majorHAnsi" w:cs="Calibri"/>
-                <w:color w:val="262626" w:themeColor="text1" w:themeTint="D9"/>
-                <w:sz w:val="22"/>
-                <w:szCs w:val="22"/>
-                <w:lang w:val="en-US"/>
-              </w:rPr>
-              <w:t>"</w:t>
+              <w:t>FTP_USER_NAME: "admin_ftp"</w:t>
             </w:r>
           </w:p>
           <w:p>
@@ -3003,27 +2652,7 @@
                 <w:sz w:val="22"/>
                 <w:szCs w:val="22"/>
               </w:rPr>
-              <w:t xml:space="preserve">      FTP_USER_</w:t>
-            </w:r>
-            <w:proofErr w:type="gramStart"/>
-            <w:r>
-              <w:rPr>
-                <w:rFonts w:asciiTheme="majorHAnsi" w:hAnsiTheme="majorHAnsi" w:cs="Calibri"/>
-                <w:color w:val="262626" w:themeColor="text1" w:themeTint="D9"/>
-                <w:sz w:val="22"/>
-                <w:szCs w:val="22"/>
-              </w:rPr>
-              <w:t>PASS:</w:t>
-            </w:r>
-            <w:proofErr w:type="gramEnd"/>
-            <w:r>
-              <w:rPr>
-                <w:rFonts w:asciiTheme="majorHAnsi" w:hAnsiTheme="majorHAnsi" w:cs="Calibri"/>
-                <w:color w:val="262626" w:themeColor="text1" w:themeTint="D9"/>
-                <w:sz w:val="22"/>
-                <w:szCs w:val="22"/>
-              </w:rPr>
-              <w:t xml:space="preserve"> "Admin99"</w:t>
+              <w:t xml:space="preserve">      FTP_USER_PASS: "Admin99"</w:t>
             </w:r>
           </w:p>
           <w:p>
@@ -3083,51 +2712,7 @@
                 <w:szCs w:val="22"/>
                 <w:lang w:val="en-US"/>
               </w:rPr>
-              <w:t>FTP_USER_HOME: "/home/</w:t>
-            </w:r>
-            <w:proofErr w:type="spellStart"/>
-            <w:r>
-              <w:rPr>
-                <w:rFonts w:asciiTheme="majorHAnsi" w:hAnsiTheme="majorHAnsi" w:cs="Calibri"/>
-                <w:color w:val="262626" w:themeColor="text1" w:themeTint="D9"/>
-                <w:sz w:val="22"/>
-                <w:szCs w:val="22"/>
-                <w:lang w:val="en-US"/>
-              </w:rPr>
-              <w:t>ftpusers</w:t>
-            </w:r>
-            <w:proofErr w:type="spellEnd"/>
-            <w:r>
-              <w:rPr>
-                <w:rFonts w:asciiTheme="majorHAnsi" w:hAnsiTheme="majorHAnsi" w:cs="Calibri"/>
-                <w:color w:val="262626" w:themeColor="text1" w:themeTint="D9"/>
-                <w:sz w:val="22"/>
-                <w:szCs w:val="22"/>
-                <w:lang w:val="en-US"/>
-              </w:rPr>
-              <w:t>/</w:t>
-            </w:r>
-            <w:proofErr w:type="spellStart"/>
-            <w:r>
-              <w:rPr>
-                <w:rFonts w:asciiTheme="majorHAnsi" w:hAnsiTheme="majorHAnsi" w:cs="Calibri"/>
-                <w:color w:val="262626" w:themeColor="text1" w:themeTint="D9"/>
-                <w:sz w:val="22"/>
-                <w:szCs w:val="22"/>
-                <w:lang w:val="en-US"/>
-              </w:rPr>
-              <w:t>admin_ftp</w:t>
-            </w:r>
-            <w:proofErr w:type="spellEnd"/>
-            <w:r>
-              <w:rPr>
-                <w:rFonts w:asciiTheme="majorHAnsi" w:hAnsiTheme="majorHAnsi" w:cs="Calibri"/>
-                <w:color w:val="262626" w:themeColor="text1" w:themeTint="D9"/>
-                <w:sz w:val="22"/>
-                <w:szCs w:val="22"/>
-                <w:lang w:val="en-US"/>
-              </w:rPr>
-              <w:t>"</w:t>
+              <w:t>FTP_USER_HOME: "/home/ftpusers/admin_ftp"</w:t>
             </w:r>
           </w:p>
           <w:p>
@@ -3227,27 +2812,7 @@
                 <w:sz w:val="22"/>
                 <w:szCs w:val="22"/>
               </w:rPr>
-              <w:t xml:space="preserve">      MAX_CLIENTS_</w:t>
-            </w:r>
-            <w:proofErr w:type="gramStart"/>
-            <w:r>
-              <w:rPr>
-                <w:rFonts w:asciiTheme="majorHAnsi" w:hAnsiTheme="majorHAnsi" w:cs="Calibri"/>
-                <w:color w:val="262626" w:themeColor="text1" w:themeTint="D9"/>
-                <w:sz w:val="22"/>
-                <w:szCs w:val="22"/>
-              </w:rPr>
-              <w:t>NUMBER:</w:t>
-            </w:r>
-            <w:proofErr w:type="gramEnd"/>
-            <w:r>
-              <w:rPr>
-                <w:rFonts w:asciiTheme="majorHAnsi" w:hAnsiTheme="majorHAnsi" w:cs="Calibri"/>
-                <w:color w:val="262626" w:themeColor="text1" w:themeTint="D9"/>
-                <w:sz w:val="22"/>
-                <w:szCs w:val="22"/>
-              </w:rPr>
-              <w:t xml:space="preserve"> 10</w:t>
+              <w:t xml:space="preserve">      MAX_CLIENTS_NUMBER: 10</w:t>
             </w:r>
           </w:p>
           <w:p>
@@ -3296,27 +2861,7 @@
                 <w:sz w:val="22"/>
                 <w:szCs w:val="22"/>
               </w:rPr>
-              <w:t xml:space="preserve">      MAX_CLIENTS_PER_</w:t>
-            </w:r>
-            <w:proofErr w:type="gramStart"/>
-            <w:r>
-              <w:rPr>
-                <w:rFonts w:asciiTheme="majorHAnsi" w:hAnsiTheme="majorHAnsi" w:cs="Calibri"/>
-                <w:color w:val="262626" w:themeColor="text1" w:themeTint="D9"/>
-                <w:sz w:val="22"/>
-                <w:szCs w:val="22"/>
-              </w:rPr>
-              <w:t>IP:</w:t>
-            </w:r>
-            <w:proofErr w:type="gramEnd"/>
-            <w:r>
-              <w:rPr>
-                <w:rFonts w:asciiTheme="majorHAnsi" w:hAnsiTheme="majorHAnsi" w:cs="Calibri"/>
-                <w:color w:val="262626" w:themeColor="text1" w:themeTint="D9"/>
-                <w:sz w:val="22"/>
-                <w:szCs w:val="22"/>
-              </w:rPr>
-              <w:t xml:space="preserve"> 10</w:t>
+              <w:t xml:space="preserve">      MAX_CLIENTS_PER_IP: 10</w:t>
             </w:r>
           </w:p>
           <w:p>
@@ -3365,19 +2910,8 @@
                 <w:sz w:val="22"/>
                 <w:szCs w:val="22"/>
               </w:rPr>
-              <w:t xml:space="preserve">    </w:t>
+              <w:t xml:space="preserve">    volumes:</w:t>
             </w:r>
-            <w:proofErr w:type="gramStart"/>
-            <w:r>
-              <w:rPr>
-                <w:rFonts w:asciiTheme="majorHAnsi" w:hAnsiTheme="majorHAnsi" w:cs="Calibri"/>
-                <w:color w:val="262626" w:themeColor="text1" w:themeTint="D9"/>
-                <w:sz w:val="22"/>
-                <w:szCs w:val="22"/>
-              </w:rPr>
-              <w:t>volumes:</w:t>
-            </w:r>
-            <w:proofErr w:type="gramEnd"/>
           </w:p>
           <w:p>
             <w:pPr>
@@ -3436,51 +2970,7 @@
                 <w:szCs w:val="22"/>
                 <w:lang w:val="en-US"/>
               </w:rPr>
-              <w:t>- "/volume1/ftp:/home/</w:t>
-            </w:r>
-            <w:proofErr w:type="spellStart"/>
-            <w:r>
-              <w:rPr>
-                <w:rFonts w:asciiTheme="majorHAnsi" w:hAnsiTheme="majorHAnsi" w:cs="Calibri"/>
-                <w:color w:val="262626" w:themeColor="text1" w:themeTint="D9"/>
-                <w:sz w:val="22"/>
-                <w:szCs w:val="22"/>
-                <w:lang w:val="en-US"/>
-              </w:rPr>
-              <w:t>ftpusers</w:t>
-            </w:r>
-            <w:proofErr w:type="spellEnd"/>
-            <w:r>
-              <w:rPr>
-                <w:rFonts w:asciiTheme="majorHAnsi" w:hAnsiTheme="majorHAnsi" w:cs="Calibri"/>
-                <w:color w:val="262626" w:themeColor="text1" w:themeTint="D9"/>
-                <w:sz w:val="22"/>
-                <w:szCs w:val="22"/>
-                <w:lang w:val="en-US"/>
-              </w:rPr>
-              <w:t>/</w:t>
-            </w:r>
-            <w:proofErr w:type="spellStart"/>
-            <w:r>
-              <w:rPr>
-                <w:rFonts w:asciiTheme="majorHAnsi" w:hAnsiTheme="majorHAnsi" w:cs="Calibri"/>
-                <w:color w:val="262626" w:themeColor="text1" w:themeTint="D9"/>
-                <w:sz w:val="22"/>
-                <w:szCs w:val="22"/>
-                <w:lang w:val="en-US"/>
-              </w:rPr>
-              <w:t>admin_ftp</w:t>
-            </w:r>
-            <w:proofErr w:type="spellEnd"/>
-            <w:r>
-              <w:rPr>
-                <w:rFonts w:asciiTheme="majorHAnsi" w:hAnsiTheme="majorHAnsi" w:cs="Calibri"/>
-                <w:color w:val="262626" w:themeColor="text1" w:themeTint="D9"/>
-                <w:sz w:val="22"/>
-                <w:szCs w:val="22"/>
-                <w:lang w:val="en-US"/>
-              </w:rPr>
-              <w:t>"</w:t>
+              <w:t>- "/volume1/ftp:/home/ftpusers/admin_ftp"</w:t>
             </w:r>
           </w:p>
           <w:p>
@@ -3530,19 +3020,8 @@
                 <w:sz w:val="22"/>
                 <w:szCs w:val="22"/>
               </w:rPr>
-              <w:t xml:space="preserve">    </w:t>
+              <w:t xml:space="preserve">    ports:</w:t>
             </w:r>
-            <w:proofErr w:type="gramStart"/>
-            <w:r>
-              <w:rPr>
-                <w:rFonts w:asciiTheme="majorHAnsi" w:hAnsiTheme="majorHAnsi" w:cs="Calibri"/>
-                <w:color w:val="262626" w:themeColor="text1" w:themeTint="D9"/>
-                <w:sz w:val="22"/>
-                <w:szCs w:val="22"/>
-              </w:rPr>
-              <w:t>ports:</w:t>
-            </w:r>
-            <w:proofErr w:type="gramEnd"/>
           </w:p>
           <w:p>
             <w:pPr>
@@ -3590,27 +3069,7 @@
                 <w:sz w:val="22"/>
                 <w:szCs w:val="22"/>
               </w:rPr>
-              <w:t xml:space="preserve">      - "</w:t>
-            </w:r>
-            <w:proofErr w:type="gramStart"/>
-            <w:r>
-              <w:rPr>
-                <w:rFonts w:asciiTheme="majorHAnsi" w:hAnsiTheme="majorHAnsi" w:cs="Calibri"/>
-                <w:color w:val="262626" w:themeColor="text1" w:themeTint="D9"/>
-                <w:sz w:val="22"/>
-                <w:szCs w:val="22"/>
-              </w:rPr>
-              <w:t>21:</w:t>
-            </w:r>
-            <w:proofErr w:type="gramEnd"/>
-            <w:r>
-              <w:rPr>
-                <w:rFonts w:asciiTheme="majorHAnsi" w:hAnsiTheme="majorHAnsi" w:cs="Calibri"/>
-                <w:color w:val="262626" w:themeColor="text1" w:themeTint="D9"/>
-                <w:sz w:val="22"/>
-                <w:szCs w:val="22"/>
-              </w:rPr>
-              <w:t>21"</w:t>
+              <w:t xml:space="preserve">      - "21:21"</w:t>
             </w:r>
           </w:p>
           <w:p>
@@ -3659,27 +3118,7 @@
                 <w:sz w:val="22"/>
                 <w:szCs w:val="22"/>
               </w:rPr>
-              <w:t xml:space="preserve">      - "30000-</w:t>
-            </w:r>
-            <w:proofErr w:type="gramStart"/>
-            <w:r>
-              <w:rPr>
-                <w:rFonts w:asciiTheme="majorHAnsi" w:hAnsiTheme="majorHAnsi" w:cs="Calibri"/>
-                <w:color w:val="262626" w:themeColor="text1" w:themeTint="D9"/>
-                <w:sz w:val="22"/>
-                <w:szCs w:val="22"/>
-              </w:rPr>
-              <w:t>30009:</w:t>
-            </w:r>
-            <w:proofErr w:type="gramEnd"/>
-            <w:r>
-              <w:rPr>
-                <w:rFonts w:asciiTheme="majorHAnsi" w:hAnsiTheme="majorHAnsi" w:cs="Calibri"/>
-                <w:color w:val="262626" w:themeColor="text1" w:themeTint="D9"/>
-                <w:sz w:val="22"/>
-                <w:szCs w:val="22"/>
-              </w:rPr>
-              <w:t>30000-30009"</w:t>
+              <w:t xml:space="preserve">      - "30000-30009:30000-30009"</w:t>
             </w:r>
           </w:p>
           <w:p>
@@ -4132,7 +3571,6 @@
               </w:rPr>
               <w:t xml:space="preserve"> et décochez </w:t>
             </w:r>
-            <w:proofErr w:type="spellStart"/>
             <w:r>
               <w:rPr>
                 <w:rFonts w:ascii="Calibri" w:hAnsi="Calibri" w:cs="Calibri"/>
@@ -4142,19 +3580,7 @@
                 <w:sz w:val="22"/>
                 <w:szCs w:val="22"/>
               </w:rPr>
-              <w:t>Obtain</w:t>
-            </w:r>
-            <w:proofErr w:type="spellEnd"/>
-            <w:r>
-              <w:rPr>
-                <w:rFonts w:ascii="Calibri" w:hAnsi="Calibri" w:cs="Calibri"/>
-                <w:i/>
-                <w:iCs/>
-                <w:color w:val="262626" w:themeColor="text1" w:themeTint="D9"/>
-                <w:sz w:val="22"/>
-                <w:szCs w:val="22"/>
-              </w:rPr>
-              <w:t xml:space="preserve"> IP From DHC</w:t>
+              <w:t>Obtain IP From DHC</w:t>
             </w:r>
             <w:r>
               <w:rPr>
@@ -4478,7 +3904,6 @@
                 <w:szCs w:val="22"/>
               </w:rPr>
             </w:pPr>
-            <w:proofErr w:type="spellStart"/>
             <w:r>
               <w:rPr>
                 <w:rFonts w:ascii="Calibri" w:hAnsi="Calibri" w:cs="Calibri"/>
@@ -4490,7 +3915,6 @@
               </w:rPr>
               <w:t>Username</w:t>
             </w:r>
-            <w:proofErr w:type="spellEnd"/>
             <w:r>
               <w:rPr>
                 <w:rFonts w:ascii="Calibri" w:hAnsi="Calibri" w:cs="Calibri"/>
@@ -4498,19 +3922,8 @@
                 <w:sz w:val="22"/>
                 <w:szCs w:val="22"/>
               </w:rPr>
-              <w:t xml:space="preserve"> : </w:t>
+              <w:t> : admin_ftp</w:t>
             </w:r>
-            <w:proofErr w:type="spellStart"/>
-            <w:r>
-              <w:rPr>
-                <w:rFonts w:ascii="Calibri" w:hAnsi="Calibri" w:cs="Calibri"/>
-                <w:color w:val="262626" w:themeColor="text1" w:themeTint="D9"/>
-                <w:sz w:val="22"/>
-                <w:szCs w:val="22"/>
-              </w:rPr>
-              <w:t>admin_ftp</w:t>
-            </w:r>
-            <w:proofErr w:type="spellEnd"/>
           </w:p>
           <w:p>
             <w:pPr>
@@ -4526,7 +3939,6 @@
                 <w:szCs w:val="22"/>
               </w:rPr>
             </w:pPr>
-            <w:proofErr w:type="spellStart"/>
             <w:r>
               <w:rPr>
                 <w:rFonts w:ascii="Calibri" w:hAnsi="Calibri" w:cs="Calibri"/>
@@ -4538,7 +3950,6 @@
               </w:rPr>
               <w:t>Password</w:t>
             </w:r>
-            <w:proofErr w:type="spellEnd"/>
             <w:r>
               <w:rPr>
                 <w:rFonts w:ascii="Calibri" w:hAnsi="Calibri" w:cs="Calibri"/>
@@ -4853,7 +4264,6 @@
               </w:rPr>
               <w:t xml:space="preserve"> et </w:t>
             </w:r>
-            <w:proofErr w:type="spellStart"/>
             <w:r>
               <w:rPr>
                 <w:rFonts w:ascii="Calibri" w:hAnsi="Calibri" w:cs="Calibri"/>
@@ -4865,7 +4275,6 @@
               </w:rPr>
               <w:t>Recording</w:t>
             </w:r>
-            <w:proofErr w:type="spellEnd"/>
             <w:r>
               <w:rPr>
                 <w:rFonts w:ascii="Calibri" w:hAnsi="Calibri" w:cs="Calibri"/>
@@ -5093,29 +4502,8 @@
                 <w:sz w:val="22"/>
                 <w:szCs w:val="22"/>
               </w:rPr>
-              <w:t xml:space="preserve">Afin de tester ce comportement, faites un mouvement devant la caméra puis, </w:t>
+              <w:t xml:space="preserve">Afin de tester ce comportement, faites un mouvement devant la caméra puis, connectez vous à un client FTP comme </w:t>
             </w:r>
-            <w:proofErr w:type="spellStart"/>
-            <w:r>
-              <w:rPr>
-                <w:rFonts w:ascii="Calibri" w:hAnsi="Calibri" w:cs="Calibri"/>
-                <w:color w:val="262626" w:themeColor="text1" w:themeTint="D9"/>
-                <w:sz w:val="22"/>
-                <w:szCs w:val="22"/>
-              </w:rPr>
-              <w:t>connectez vous</w:t>
-            </w:r>
-            <w:proofErr w:type="spellEnd"/>
-            <w:r>
-              <w:rPr>
-                <w:rFonts w:ascii="Calibri" w:hAnsi="Calibri" w:cs="Calibri"/>
-                <w:color w:val="262626" w:themeColor="text1" w:themeTint="D9"/>
-                <w:sz w:val="22"/>
-                <w:szCs w:val="22"/>
-              </w:rPr>
-              <w:t xml:space="preserve"> à un client FTP comme </w:t>
-            </w:r>
-            <w:proofErr w:type="spellStart"/>
             <w:r>
               <w:rPr>
                 <w:rFonts w:ascii="Calibri" w:hAnsi="Calibri" w:cs="Calibri"/>
@@ -5127,7 +4515,6 @@
               </w:rPr>
               <w:t>FileZilla</w:t>
             </w:r>
-            <w:proofErr w:type="spellEnd"/>
             <w:r>
               <w:rPr>
                 <w:rFonts w:ascii="Calibri" w:hAnsi="Calibri" w:cs="Calibri"/>
@@ -5243,19 +4630,8 @@
                 <w:sz w:val="22"/>
                 <w:szCs w:val="22"/>
               </w:rPr>
-              <w:t xml:space="preserve"> : </w:t>
+              <w:t> : admin_ftp</w:t>
             </w:r>
-            <w:proofErr w:type="spellStart"/>
-            <w:r>
-              <w:rPr>
-                <w:rFonts w:ascii="Calibri" w:hAnsi="Calibri" w:cs="Calibri"/>
-                <w:color w:val="262626" w:themeColor="text1" w:themeTint="D9"/>
-                <w:sz w:val="22"/>
-                <w:szCs w:val="22"/>
-              </w:rPr>
-              <w:t>admin_ftp</w:t>
-            </w:r>
-            <w:proofErr w:type="spellEnd"/>
           </w:p>
           <w:p>
             <w:pPr>
@@ -5574,19 +4950,8 @@
                 <w:sz w:val="22"/>
                 <w:szCs w:val="22"/>
               </w:rPr>
-              <w:t xml:space="preserve">Téléchargement Git, Node et </w:t>
+              <w:t>Téléchargement Git, Node et npm</w:t>
             </w:r>
-            <w:proofErr w:type="spellStart"/>
-            <w:r>
-              <w:rPr>
-                <w:rFonts w:ascii="Calibri" w:hAnsi="Calibri" w:cs="Calibri"/>
-                <w:color w:val="262626" w:themeColor="text1" w:themeTint="D9"/>
-                <w:sz w:val="22"/>
-                <w:szCs w:val="22"/>
-              </w:rPr>
-              <w:t>npm</w:t>
-            </w:r>
-            <w:proofErr w:type="spellEnd"/>
           </w:p>
           <w:p>
             <w:pPr>
@@ -5609,47 +4974,7 @@
                 <w:sz w:val="22"/>
                 <w:szCs w:val="22"/>
               </w:rPr>
-              <w:t>Récupération via Git des projets front et back (</w:t>
-            </w:r>
-            <w:proofErr w:type="gramStart"/>
-            <w:r>
-              <w:rPr>
-                <w:rFonts w:ascii="Calibri" w:hAnsi="Calibri" w:cs="Calibri"/>
-                <w:color w:val="262626" w:themeColor="text1" w:themeTint="D9"/>
-                <w:sz w:val="22"/>
-                <w:szCs w:val="22"/>
-              </w:rPr>
-              <w:t>frontend:</w:t>
-            </w:r>
-            <w:proofErr w:type="gramEnd"/>
-            <w:r>
-              <w:rPr>
-                <w:rFonts w:ascii="Calibri" w:hAnsi="Calibri" w:cs="Calibri"/>
-                <w:color w:val="262626" w:themeColor="text1" w:themeTint="D9"/>
-                <w:sz w:val="22"/>
-                <w:szCs w:val="22"/>
-              </w:rPr>
-              <w:t xml:space="preserve">80 et </w:t>
-            </w:r>
-            <w:proofErr w:type="gramStart"/>
-            <w:r>
-              <w:rPr>
-                <w:rFonts w:ascii="Calibri" w:hAnsi="Calibri" w:cs="Calibri"/>
-                <w:color w:val="262626" w:themeColor="text1" w:themeTint="D9"/>
-                <w:sz w:val="22"/>
-                <w:szCs w:val="22"/>
-              </w:rPr>
-              <w:t>backend:</w:t>
-            </w:r>
-            <w:proofErr w:type="gramEnd"/>
-            <w:r>
-              <w:rPr>
-                <w:rFonts w:ascii="Calibri" w:hAnsi="Calibri" w:cs="Calibri"/>
-                <w:color w:val="262626" w:themeColor="text1" w:themeTint="D9"/>
-                <w:sz w:val="22"/>
-                <w:szCs w:val="22"/>
-              </w:rPr>
-              <w:t>3000)</w:t>
+              <w:t>Récupération via Git des projets front et back (frontend:80 et backend:3000)</w:t>
             </w:r>
           </w:p>
           <w:p>
@@ -5796,21 +5121,8 @@
                 <w:sz w:val="22"/>
                 <w:szCs w:val="22"/>
               </w:rPr>
-              <w:t>frontend/</w:t>
+              <w:t>frontend/dist</w:t>
             </w:r>
-            <w:proofErr w:type="spellStart"/>
-            <w:r>
-              <w:rPr>
-                <w:rFonts w:ascii="Calibri" w:hAnsi="Calibri" w:cs="Calibri"/>
-                <w:i/>
-                <w:iCs/>
-                <w:color w:val="262626" w:themeColor="text1" w:themeTint="D9"/>
-                <w:sz w:val="22"/>
-                <w:szCs w:val="22"/>
-              </w:rPr>
-              <w:t>dist</w:t>
-            </w:r>
-            <w:proofErr w:type="spellEnd"/>
             <w:r>
               <w:rPr>
                 <w:rFonts w:ascii="Calibri" w:hAnsi="Calibri" w:cs="Calibri"/>
@@ -5902,31 +5214,7 @@
                 <w:sz w:val="22"/>
                 <w:szCs w:val="22"/>
               </w:rPr>
-              <w:t xml:space="preserve">Tunnel </w:t>
-            </w:r>
-            <w:proofErr w:type="spellStart"/>
-            <w:r>
-              <w:rPr>
-                <w:rFonts w:ascii="Calibri" w:hAnsi="Calibri" w:cs="Calibri"/>
-                <w:b/>
-                <w:bCs/>
-                <w:color w:val="262626" w:themeColor="text1" w:themeTint="D9"/>
-                <w:sz w:val="22"/>
-                <w:szCs w:val="22"/>
-              </w:rPr>
-              <w:t>Cloudflare</w:t>
-            </w:r>
-            <w:proofErr w:type="spellEnd"/>
-            <w:r>
-              <w:rPr>
-                <w:rFonts w:ascii="Calibri" w:hAnsi="Calibri" w:cs="Calibri"/>
-                <w:b/>
-                <w:bCs/>
-                <w:color w:val="262626" w:themeColor="text1" w:themeTint="D9"/>
-                <w:sz w:val="22"/>
-                <w:szCs w:val="22"/>
-              </w:rPr>
-              <w:t> : mise à disposition sur Internet</w:t>
+              <w:t>Tunnel Cloudflare : mise à disposition sur Internet</w:t>
             </w:r>
           </w:p>
           <w:p>
@@ -5956,7 +5244,232 @@
                 <w:sz w:val="22"/>
                 <w:szCs w:val="22"/>
               </w:rPr>
-              <w:t>A la fin :</w:t>
+              <w:t>A la fin</w:t>
+            </w:r>
+          </w:p>
+          <w:p>
+            <w:pPr>
+              <w:ind w:left="720"/>
+              <w:rPr>
+                <w:rFonts w:ascii="Calibri" w:hAnsi="Calibri" w:cs="Calibri"/>
+                <w:color w:val="262626" w:themeColor="text1" w:themeTint="D9"/>
+                <w:sz w:val="22"/>
+                <w:szCs w:val="22"/>
+              </w:rPr>
+            </w:pPr>
+            <w:r>
+              <w:rPr>
+                <w:rFonts w:ascii="Calibri" w:hAnsi="Calibri" w:cs="Calibri"/>
+                <w:color w:val="262626" w:themeColor="text1" w:themeTint="D9"/>
+                <w:sz w:val="22"/>
+                <w:szCs w:val="22"/>
+              </w:rPr>
+              <w:t xml:space="preserve">Login : </w:t>
+            </w:r>
+          </w:p>
+          <w:p>
+            <w:pPr>
+              <w:rPr>
+                <w:rFonts w:ascii="Calibri" w:hAnsi="Calibri" w:cs="Calibri"/>
+                <w:color w:val="262626" w:themeColor="text1" w:themeTint="D9"/>
+                <w:sz w:val="22"/>
+                <w:szCs w:val="22"/>
+              </w:rPr>
+            </w:pPr>
+          </w:p>
+          <w:p>
+            <w:pPr>
+              <w:jc w:val="center"/>
+              <w:rPr>
+                <w:rFonts w:ascii="Calibri" w:hAnsi="Calibri" w:cs="Calibri"/>
+                <w:color w:val="262626" w:themeColor="text1" w:themeTint="D9"/>
+                <w:sz w:val="22"/>
+                <w:szCs w:val="22"/>
+              </w:rPr>
+            </w:pPr>
+            <w:r>
+              <w:rPr>
+                <w:rFonts w:ascii="Calibri" w:hAnsi="Calibri" w:cs="Calibri"/>
+                <w:color w:val="262626" w:themeColor="text1" w:themeTint="D9"/>
+                <w:sz w:val="22"/>
+                <w:szCs w:val="22"/>
+              </w:rPr>
+              <w:drawing>
+                <wp:inline distT="0" distB="0" distL="0" distR="0" wp14:anchorId="07324CC8" wp14:editId="2FB84D3A">
+                  <wp:extent cx="4473424" cy="3194050"/>
+                  <wp:effectExtent l="0" t="0" r="3810" b="6350"/>
+                  <wp:docPr id="1868253453" name="Image 1"/>
+                  <wp:cNvGraphicFramePr>
+                    <a:graphicFrameLocks xmlns:a="http://schemas.openxmlformats.org/drawingml/2006/main" noChangeAspect="1"/>
+                  </wp:cNvGraphicFramePr>
+                  <a:graphic xmlns:a="http://schemas.openxmlformats.org/drawingml/2006/main">
+                    <a:graphicData uri="http://schemas.openxmlformats.org/drawingml/2006/picture">
+                      <pic:pic xmlns:pic="http://schemas.openxmlformats.org/drawingml/2006/picture">
+                        <pic:nvPicPr>
+                          <pic:cNvPr id="1868253453" name=""/>
+                          <pic:cNvPicPr/>
+                        </pic:nvPicPr>
+                        <pic:blipFill>
+                          <a:blip r:embed="rId28"/>
+                          <a:stretch>
+                            <a:fillRect/>
+                          </a:stretch>
+                        </pic:blipFill>
+                        <pic:spPr>
+                          <a:xfrm>
+                            <a:off x="0" y="0"/>
+                            <a:ext cx="4477709" cy="3197110"/>
+                          </a:xfrm>
+                          <a:prstGeom prst="rect">
+                            <a:avLst/>
+                          </a:prstGeom>
+                        </pic:spPr>
+                      </pic:pic>
+                    </a:graphicData>
+                  </a:graphic>
+                </wp:inline>
+              </w:drawing>
+            </w:r>
+          </w:p>
+          <w:p>
+            <w:pPr>
+              <w:ind w:left="720"/>
+              <w:rPr>
+                <w:rFonts w:ascii="Calibri" w:hAnsi="Calibri" w:cs="Calibri"/>
+                <w:color w:val="262626" w:themeColor="text1" w:themeTint="D9"/>
+                <w:sz w:val="22"/>
+                <w:szCs w:val="22"/>
+              </w:rPr>
+            </w:pPr>
+          </w:p>
+          <w:p>
+            <w:pPr>
+              <w:ind w:left="720"/>
+              <w:rPr>
+                <w:rFonts w:ascii="Calibri" w:hAnsi="Calibri" w:cs="Calibri"/>
+                <w:color w:val="262626" w:themeColor="text1" w:themeTint="D9"/>
+                <w:sz w:val="22"/>
+                <w:szCs w:val="22"/>
+              </w:rPr>
+            </w:pPr>
+          </w:p>
+          <w:p>
+            <w:pPr>
+              <w:ind w:left="720"/>
+              <w:rPr>
+                <w:rFonts w:ascii="Calibri" w:hAnsi="Calibri" w:cs="Calibri"/>
+                <w:color w:val="262626" w:themeColor="text1" w:themeTint="D9"/>
+                <w:sz w:val="22"/>
+                <w:szCs w:val="22"/>
+              </w:rPr>
+            </w:pPr>
+          </w:p>
+          <w:p>
+            <w:pPr>
+              <w:ind w:left="720"/>
+              <w:rPr>
+                <w:rFonts w:ascii="Calibri" w:hAnsi="Calibri" w:cs="Calibri"/>
+                <w:color w:val="262626" w:themeColor="text1" w:themeTint="D9"/>
+                <w:sz w:val="22"/>
+                <w:szCs w:val="22"/>
+              </w:rPr>
+            </w:pPr>
+          </w:p>
+          <w:p>
+            <w:pPr>
+              <w:ind w:left="720"/>
+              <w:rPr>
+                <w:rFonts w:ascii="Calibri" w:hAnsi="Calibri" w:cs="Calibri"/>
+                <w:color w:val="262626" w:themeColor="text1" w:themeTint="D9"/>
+                <w:sz w:val="22"/>
+                <w:szCs w:val="22"/>
+              </w:rPr>
+            </w:pPr>
+          </w:p>
+          <w:p>
+            <w:pPr>
+              <w:ind w:left="720"/>
+              <w:rPr>
+                <w:rFonts w:ascii="Calibri" w:hAnsi="Calibri" w:cs="Calibri"/>
+                <w:color w:val="262626" w:themeColor="text1" w:themeTint="D9"/>
+                <w:sz w:val="22"/>
+                <w:szCs w:val="22"/>
+              </w:rPr>
+            </w:pPr>
+          </w:p>
+          <w:p>
+            <w:pPr>
+              <w:ind w:left="720"/>
+              <w:rPr>
+                <w:rFonts w:ascii="Calibri" w:hAnsi="Calibri" w:cs="Calibri"/>
+                <w:color w:val="262626" w:themeColor="text1" w:themeTint="D9"/>
+                <w:sz w:val="22"/>
+                <w:szCs w:val="22"/>
+              </w:rPr>
+            </w:pPr>
+          </w:p>
+          <w:p>
+            <w:pPr>
+              <w:ind w:left="720"/>
+              <w:rPr>
+                <w:rFonts w:ascii="Calibri" w:hAnsi="Calibri" w:cs="Calibri"/>
+                <w:color w:val="262626" w:themeColor="text1" w:themeTint="D9"/>
+                <w:sz w:val="22"/>
+                <w:szCs w:val="22"/>
+              </w:rPr>
+            </w:pPr>
+          </w:p>
+          <w:p>
+            <w:pPr>
+              <w:ind w:left="720"/>
+              <w:rPr>
+                <w:rFonts w:ascii="Calibri" w:hAnsi="Calibri" w:cs="Calibri"/>
+                <w:color w:val="262626" w:themeColor="text1" w:themeTint="D9"/>
+                <w:sz w:val="22"/>
+                <w:szCs w:val="22"/>
+              </w:rPr>
+            </w:pPr>
+          </w:p>
+          <w:p>
+            <w:pPr>
+              <w:ind w:left="720"/>
+              <w:rPr>
+                <w:rFonts w:ascii="Calibri" w:hAnsi="Calibri" w:cs="Calibri"/>
+                <w:color w:val="262626" w:themeColor="text1" w:themeTint="D9"/>
+                <w:sz w:val="22"/>
+                <w:szCs w:val="22"/>
+              </w:rPr>
+            </w:pPr>
+          </w:p>
+          <w:p>
+            <w:pPr>
+              <w:ind w:left="720"/>
+              <w:rPr>
+                <w:rFonts w:ascii="Calibri" w:hAnsi="Calibri" w:cs="Calibri"/>
+                <w:color w:val="262626" w:themeColor="text1" w:themeTint="D9"/>
+                <w:sz w:val="22"/>
+                <w:szCs w:val="22"/>
+              </w:rPr>
+            </w:pPr>
+          </w:p>
+          <w:p>
+            <w:pPr>
+              <w:ind w:left="720"/>
+              <w:rPr>
+                <w:rFonts w:ascii="Calibri" w:hAnsi="Calibri" w:cs="Calibri"/>
+                <w:color w:val="262626" w:themeColor="text1" w:themeTint="D9"/>
+                <w:sz w:val="22"/>
+                <w:szCs w:val="22"/>
+              </w:rPr>
+            </w:pPr>
+            <w:r>
+              <w:rPr>
+                <w:rFonts w:ascii="Calibri" w:hAnsi="Calibri" w:cs="Calibri"/>
+                <w:color w:val="262626" w:themeColor="text1" w:themeTint="D9"/>
+                <w:sz w:val="22"/>
+                <w:szCs w:val="22"/>
+              </w:rPr>
+              <w:t>L</w:t>
             </w:r>
             <w:r>
               <w:rPr>
@@ -5965,27 +5478,7 @@
                 <w:sz w:val="22"/>
                 <w:szCs w:val="22"/>
               </w:rPr>
-              <w:t xml:space="preserve"> liste des fichiers (</w:t>
-            </w:r>
-            <w:proofErr w:type="spellStart"/>
-            <w:r>
-              <w:rPr>
-                <w:rFonts w:ascii="Calibri" w:hAnsi="Calibri" w:cs="Calibri"/>
-                <w:color w:val="262626" w:themeColor="text1" w:themeTint="D9"/>
-                <w:sz w:val="22"/>
-                <w:szCs w:val="22"/>
-              </w:rPr>
-              <w:t>Angular</w:t>
-            </w:r>
-            <w:proofErr w:type="spellEnd"/>
-            <w:r>
-              <w:rPr>
-                <w:rFonts w:ascii="Calibri" w:hAnsi="Calibri" w:cs="Calibri"/>
-                <w:color w:val="262626" w:themeColor="text1" w:themeTint="D9"/>
-                <w:sz w:val="22"/>
-                <w:szCs w:val="22"/>
-              </w:rPr>
-              <w:t>)</w:t>
+              <w:t>iste des fichiers (Angular)</w:t>
             </w:r>
           </w:p>
           <w:p>
@@ -6022,7 +5515,7 @@
                           <pic:cNvPicPr/>
                         </pic:nvPicPr>
                         <pic:blipFill>
-                          <a:blip r:embed="rId28"/>
+                          <a:blip r:embed="rId29"/>
                           <a:stretch>
                             <a:fillRect/>
                           </a:stretch>
@@ -6079,9 +5572,8 @@
                 <w:sz w:val="22"/>
                 <w:szCs w:val="22"/>
               </w:rPr>
-              <w:t>Visu de la vidéo sur le front (</w:t>
+              <w:t>Visu de la vidéo sur le front (An</w:t>
             </w:r>
-            <w:proofErr w:type="spellStart"/>
             <w:r>
               <w:rPr>
                 <w:rFonts w:ascii="Calibri" w:hAnsi="Calibri" w:cs="Calibri"/>
@@ -6089,9 +5581,8 @@
                 <w:sz w:val="22"/>
                 <w:szCs w:val="22"/>
               </w:rPr>
-              <w:t>Anular</w:t>
+              <w:t>g</w:t>
             </w:r>
-            <w:proofErr w:type="spellEnd"/>
             <w:r>
               <w:rPr>
                 <w:rFonts w:ascii="Calibri" w:hAnsi="Calibri" w:cs="Calibri"/>
@@ -6099,7 +5590,7 @@
                 <w:sz w:val="22"/>
                 <w:szCs w:val="22"/>
               </w:rPr>
-              <w:t>)</w:t>
+              <w:t>ular)</w:t>
             </w:r>
           </w:p>
         </w:tc>
@@ -6118,6 +5609,7 @@
       <w:r>
         <w:rPr>
           <w:rFonts w:ascii="Calibri" w:hAnsi="Calibri" w:cs="Calibri"/>
+          <w:noProof/>
           <w:sz w:val="22"/>
           <w:szCs w:val="22"/>
         </w:rPr>
@@ -6138,7 +5630,7 @@
                     <pic:cNvPicPr/>
                   </pic:nvPicPr>
                   <pic:blipFill>
-                    <a:blip r:embed="rId29"/>
+                    <a:blip r:embed="rId30"/>
                     <a:stretch>
                       <a:fillRect/>
                     </a:stretch>
@@ -6159,11 +5651,64 @@
         </w:drawing>
       </w:r>
     </w:p>
+    <w:p>
+      <w:pPr>
+        <w:ind w:left="0"/>
+        <w:jc w:val="center"/>
+        <w:rPr>
+          <w:rFonts w:ascii="Calibri" w:hAnsi="Calibri" w:cs="Calibri"/>
+          <w:sz w:val="22"/>
+          <w:szCs w:val="22"/>
+        </w:rPr>
+      </w:pPr>
+      <w:r>
+        <w:rPr>
+          <w:rFonts w:ascii="Calibri" w:hAnsi="Calibri" w:cs="Calibri"/>
+          <w:sz w:val="22"/>
+          <w:szCs w:val="22"/>
+        </w:rPr>
+        <w:drawing>
+          <wp:inline distT="0" distB="0" distL="0" distR="0" wp14:anchorId="5F37EFCF" wp14:editId="1977E57F">
+            <wp:extent cx="6645910" cy="3030855"/>
+            <wp:effectExtent l="0" t="0" r="2540" b="0"/>
+            <wp:docPr id="1291071022" name="Image 1"/>
+            <wp:cNvGraphicFramePr>
+              <a:graphicFrameLocks xmlns:a="http://schemas.openxmlformats.org/drawingml/2006/main" noChangeAspect="1"/>
+            </wp:cNvGraphicFramePr>
+            <a:graphic xmlns:a="http://schemas.openxmlformats.org/drawingml/2006/main">
+              <a:graphicData uri="http://schemas.openxmlformats.org/drawingml/2006/picture">
+                <pic:pic xmlns:pic="http://schemas.openxmlformats.org/drawingml/2006/picture">
+                  <pic:nvPicPr>
+                    <pic:cNvPr id="1291071022" name=""/>
+                    <pic:cNvPicPr/>
+                  </pic:nvPicPr>
+                  <pic:blipFill>
+                    <a:blip r:embed="rId31"/>
+                    <a:stretch>
+                      <a:fillRect/>
+                    </a:stretch>
+                  </pic:blipFill>
+                  <pic:spPr>
+                    <a:xfrm>
+                      <a:off x="0" y="0"/>
+                      <a:ext cx="6645910" cy="3030855"/>
+                    </a:xfrm>
+                    <a:prstGeom prst="rect">
+                      <a:avLst/>
+                    </a:prstGeom>
+                  </pic:spPr>
+                </pic:pic>
+              </a:graphicData>
+            </a:graphic>
+          </wp:inline>
+        </w:drawing>
+      </w:r>
+    </w:p>
     <w:sectPr>
-      <w:headerReference w:type="default" r:id="rId30"/>
-      <w:footerReference w:type="default" r:id="rId31"/>
-      <w:headerReference w:type="first" r:id="rId32"/>
-      <w:footerReference w:type="first" r:id="rId33"/>
+      <w:headerReference w:type="default" r:id="rId32"/>
+      <w:footerReference w:type="default" r:id="rId33"/>
+      <w:headerReference w:type="first" r:id="rId34"/>
+      <w:footerReference w:type="first" r:id="rId35"/>
       <w:pgSz w:w="11906" w:h="16838" w:code="9"/>
       <w:pgMar w:top="1152" w:right="720" w:bottom="288" w:left="720" w:header="680" w:footer="0" w:gutter="0"/>
       <w:cols w:space="720"/>
@@ -6458,7 +6003,7 @@
         </mc:Choice>
         <mc:Fallback>
           <w:pict>
-            <v:group w14:anchorId="236BACBD" id="Groupe 12" o:spid="_x0000_s1026" alt="&quot;&quot;" style="position:absolute;margin-left:-39pt;margin-top:806.25pt;width:378.05pt;height:17pt;z-index:-251642880;mso-position-vertical-relative:page;mso-width-relative:margin;mso-height-relative:margin" coordorigin=",95322" coordsize="48006,2222" o:gfxdata="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">
+            <v:group w14:anchorId="3E65E2C9" id="Groupe 12" o:spid="_x0000_s1026" alt="&quot;&quot;" style="position:absolute;margin-left:-39pt;margin-top:806.25pt;width:378.05pt;height:17pt;z-index:-251642880;mso-position-vertical-relative:page;mso-width-relative:margin;mso-height-relative:margin" coordorigin=",95322" coordsize="48006,2222" o:gfxdata="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">
               <v:line id="Connecteur droit 13" o:spid="_x0000_s1027" style="position:absolute;visibility:visible;mso-wrap-style:square" from="0,97545" to="48006,97545" o:connectortype="straight" o:gfxdata="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" strokecolor="#dde9e9 [662]" strokeweight="10pt"/>
               <v:line id="Connecteur droit 14" o:spid="_x0000_s1028" style="position:absolute;visibility:visible;mso-wrap-style:square" from="0,95322" to="48006,95322" o:connectortype="straight" o:gfxdata="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" strokecolor="#dde9e9 [662]" strokeweight="10pt"/>
               <w10:wrap anchory="page"/>
@@ -6617,7 +6162,7 @@
         </mc:Choice>
         <mc:Fallback>
           <w:pict>
-            <v:line w14:anchorId="48A49E58" id="Connecteur droit 8" o:spid="_x0000_s1026" style="position:absolute;z-index:251683840;visibility:visible;mso-wrap-style:square;mso-wrap-distance-left:9pt;mso-wrap-distance-top:0;mso-wrap-distance-right:9pt;mso-wrap-distance-bottom:0;mso-position-horizontal:absolute;mso-position-horizontal-relative:text;mso-position-vertical:absolute;mso-position-vertical-relative:text" from="62.3pt,-18.85pt" to="587.95pt,-18.85pt" o:gfxdata="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" strokecolor="#dde9e9 [662]" strokeweight="10pt"/>
+            <v:line w14:anchorId="6CE7C401" id="Connecteur droit 8" o:spid="_x0000_s1026" style="position:absolute;z-index:251683840;visibility:visible;mso-wrap-style:square;mso-wrap-distance-left:9pt;mso-wrap-distance-top:0;mso-wrap-distance-right:9pt;mso-wrap-distance-bottom:0;mso-position-horizontal:absolute;mso-position-horizontal-relative:text;mso-position-vertical:absolute;mso-position-vertical-relative:text" from="62.3pt,-18.85pt" to="587.95pt,-18.85pt" o:gfxdata="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" strokecolor="#dde9e9 [662]" strokeweight="10pt"/>
           </w:pict>
         </mc:Fallback>
       </mc:AlternateContent>
@@ -6686,7 +6231,7 @@
         </mc:Choice>
         <mc:Fallback>
           <w:pict>
-            <v:line w14:anchorId="62A3C2B0" id="Connecteur droit 5" o:spid="_x0000_s1026" style="position:absolute;z-index:251649024;visibility:visible;mso-wrap-style:square;mso-wrap-distance-left:9pt;mso-wrap-distance-top:0;mso-wrap-distance-right:9pt;mso-wrap-distance-bottom:0;mso-position-horizontal:absolute;mso-position-horizontal-relative:text;mso-position-vertical:absolute;mso-position-vertical-relative:text" from="62.3pt,-35.9pt" to="587.95pt,-35.9pt" o:gfxdata="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" strokecolor="#dde9e9 [662]" strokeweight="10pt"/>
+            <v:line w14:anchorId="36B5F199" id="Connecteur droit 5" o:spid="_x0000_s1026" style="position:absolute;z-index:251649024;visibility:visible;mso-wrap-style:square;mso-wrap-distance-left:9pt;mso-wrap-distance-top:0;mso-wrap-distance-right:9pt;mso-wrap-distance-bottom:0;mso-position-horizontal:absolute;mso-position-horizontal-relative:text;mso-position-vertical:absolute;mso-position-vertical-relative:text" from="62.3pt,-35.9pt" to="587.95pt,-35.9pt" o:gfxdata="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" strokecolor="#dde9e9 [662]" strokeweight="10pt"/>
           </w:pict>
         </mc:Fallback>
       </mc:AlternateContent>
@@ -6784,7 +6329,7 @@
               </mc:Choice>
               <mc:Fallback>
                 <w:pict>
-                  <v:line w14:anchorId="61004261" id="Connecteur droit 5" o:spid="_x0000_s1026" style="position:absolute;z-index:251638784;visibility:visible;mso-wrap-style:square;mso-wrap-distance-left:9pt;mso-wrap-distance-top:0;mso-wrap-distance-right:9pt;mso-wrap-distance-bottom:0;mso-position-horizontal:absolute;mso-position-horizontal-relative:text;mso-position-vertical:absolute;mso-position-vertical-relative:text" from="62.3pt,2.9pt" to="588pt,2.9pt" o:gfxdata="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" strokecolor="#dde9e9 [662]" strokeweight="10pt"/>
+                  <v:line w14:anchorId="496DBD2E" id="Connecteur droit 5" o:spid="_x0000_s1026" style="position:absolute;z-index:251638784;visibility:visible;mso-wrap-style:square;mso-wrap-distance-left:9pt;mso-wrap-distance-top:0;mso-wrap-distance-right:9pt;mso-wrap-distance-bottom:0;mso-position-horizontal:absolute;mso-position-horizontal-relative:text;mso-position-vertical:absolute;mso-position-vertical-relative:text" from="62.3pt,2.9pt" to="588pt,2.9pt" o:gfxdata="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" strokecolor="#dde9e9 [662]" strokeweight="10pt"/>
                 </w:pict>
               </mc:Fallback>
             </mc:AlternateContent>
@@ -6885,7 +6430,7 @@
         </mc:Choice>
         <mc:Fallback>
           <w:pict>
-            <v:line w14:anchorId="44BBF762" id="Connecteur droit 8" o:spid="_x0000_s1026" style="position:absolute;z-index:251665408;visibility:visible;mso-wrap-style:square;mso-wrap-distance-left:9pt;mso-wrap-distance-top:0;mso-wrap-distance-right:9pt;mso-wrap-distance-bottom:0;mso-position-horizontal:absolute;mso-position-horizontal-relative:text;mso-position-vertical:absolute;mso-position-vertical-relative:text" from="62.3pt,4.15pt" to="587.95pt,4.15pt" o:gfxdata="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" strokecolor="#dde9e9 [662]" strokeweight="10pt"/>
+            <v:line w14:anchorId="082C9084" id="Connecteur droit 8" o:spid="_x0000_s1026" style="position:absolute;z-index:251665408;visibility:visible;mso-wrap-style:square;mso-wrap-distance-left:9pt;mso-wrap-distance-top:0;mso-wrap-distance-right:9pt;mso-wrap-distance-bottom:0;mso-position-horizontal:absolute;mso-position-horizontal-relative:text;mso-position-vertical:absolute;mso-position-vertical-relative:text" from="62.3pt,4.15pt" to="587.95pt,4.15pt" o:gfxdata="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" strokecolor="#dde9e9 [662]" strokeweight="10pt"/>
           </w:pict>
         </mc:Fallback>
       </mc:AlternateContent>
@@ -35333,12 +34878,14 @@
     <w:rsid w:val="008F6774"/>
     <w:rsid w:val="00921564"/>
     <w:rsid w:val="00942A78"/>
+    <w:rsid w:val="009737A5"/>
     <w:rsid w:val="00AE374A"/>
     <w:rsid w:val="00B652B2"/>
     <w:rsid w:val="00B877B8"/>
     <w:rsid w:val="00BD273D"/>
     <w:rsid w:val="00BE2DD7"/>
     <w:rsid w:val="00C238E7"/>
+    <w:rsid w:val="00CC5ACA"/>
     <w:rsid w:val="00D82FA5"/>
     <w:rsid w:val="00F33DFD"/>
     <w:rsid w:val="00F63CF8"/>
@@ -36069,6 +35616,39 @@
 </file>
 
 <file path=customXml/item2.xml><?xml version="1.0" encoding="utf-8"?>
+<b:Sources xmlns:b="http://schemas.openxmlformats.org/officeDocument/2006/bibliography" xmlns="http://schemas.openxmlformats.org/officeDocument/2006/bibliography" SelectedStyle="\APASixthEditionOfficeOnline.xsl" StyleName="APA" Version="6"/>
+</file>
+
+<file path=customXml/item3.xml><?xml version="1.0" encoding="utf-8"?>
+<p:properties xmlns:p="http://schemas.microsoft.com/office/2006/metadata/properties" xmlns:xsi="http://www.w3.org/2001/XMLSchema-instance" xmlns:pc="http://schemas.microsoft.com/office/infopath/2007/PartnerControls">
+  <documentManagement>
+    <_ip_UnifiedCompliancePolicyUIAction xmlns="http://schemas.microsoft.com/sharepoint/v3" xsi:nil="true"/>
+    <Image xmlns="71af3243-3dd4-4a8d-8c0d-dd76da1f02a5">
+      <Url xsi:nil="true"/>
+      <Description xsi:nil="true"/>
+    </Image>
+    <Status xmlns="71af3243-3dd4-4a8d-8c0d-dd76da1f02a5">Not started</Status>
+    <Background xmlns="71af3243-3dd4-4a8d-8c0d-dd76da1f02a5">false</Background>
+    <_ip_UnifiedCompliancePolicyProperties xmlns="http://schemas.microsoft.com/sharepoint/v3" xsi:nil="true"/>
+    <ImageTagsTaxHTField xmlns="71af3243-3dd4-4a8d-8c0d-dd76da1f02a5">
+      <Terms xmlns="http://schemas.microsoft.com/office/infopath/2007/PartnerControls"/>
+    </ImageTagsTaxHTField>
+    <TaxCatchAll xmlns="230e9df3-be65-4c73-a93b-d1236ebd677e" xsi:nil="true"/>
+    <MediaServiceKeyPoints xmlns="71af3243-3dd4-4a8d-8c0d-dd76da1f02a5" xsi:nil="true"/>
+  </documentManagement>
+</p:properties>
+</file>
+
+<file path=customXml/item4.xml><?xml version="1.0" encoding="utf-8"?>
+<?mso-contentType ?>
+<FormTemplates xmlns="http://schemas.microsoft.com/sharepoint/v3/contenttype/forms">
+  <Display>DocumentLibraryForm</Display>
+  <Edit>DocumentLibraryForm</Edit>
+  <New>DocumentLibraryForm</New>
+</FormTemplates>
+</file>
+
+<file path=customXml/item5.xml><?xml version="1.0" encoding="utf-8"?>
 <ct:contentTypeSchema xmlns:ct="http://schemas.microsoft.com/office/2006/metadata/contentType" xmlns:ma="http://schemas.microsoft.com/office/2006/metadata/properties/metaAttributes" ct:_="" ma:_="" ma:contentTypeName="Document" ma:contentTypeID="0x01010079F111ED35F8CC479449609E8A0923A6" ma:contentTypeVersion="26" ma:contentTypeDescription="Create a new document." ma:contentTypeScope="" ma:versionID="ac37c1753acd5e330d2062ccec26ea66">
   <xsd:schema xmlns:xsd="http://www.w3.org/2001/XMLSchema" xmlns:xs="http://www.w3.org/2001/XMLSchema" xmlns:p="http://schemas.microsoft.com/office/2006/metadata/properties" xmlns:ns1="http://schemas.microsoft.com/sharepoint/v3" xmlns:ns2="71af3243-3dd4-4a8d-8c0d-dd76da1f02a5" xmlns:ns3="16c05727-aa75-4e4a-9b5f-8a80a1165891" xmlns:ns4="230e9df3-be65-4c73-a93b-d1236ebd677e" targetNamespace="http://schemas.microsoft.com/office/2006/metadata/properties" ma:root="true" ma:fieldsID="3b340c7101c92c5120abd06486f94548" ns1:_="" ns2:_="" ns3:_="" ns4:_="">
     <xsd:import namespace="http://schemas.microsoft.com/sharepoint/v3"/>
@@ -36368,39 +35948,6 @@
 </ct:contentTypeSchema>
 </file>
 
-<file path=customXml/item3.xml><?xml version="1.0" encoding="utf-8"?>
-<?mso-contentType ?>
-<FormTemplates xmlns="http://schemas.microsoft.com/sharepoint/v3/contenttype/forms">
-  <Display>DocumentLibraryForm</Display>
-  <Edit>DocumentLibraryForm</Edit>
-  <New>DocumentLibraryForm</New>
-</FormTemplates>
-</file>
-
-<file path=customXml/item4.xml><?xml version="1.0" encoding="utf-8"?>
-<p:properties xmlns:p="http://schemas.microsoft.com/office/2006/metadata/properties" xmlns:xsi="http://www.w3.org/2001/XMLSchema-instance" xmlns:pc="http://schemas.microsoft.com/office/infopath/2007/PartnerControls">
-  <documentManagement>
-    <_ip_UnifiedCompliancePolicyUIAction xmlns="http://schemas.microsoft.com/sharepoint/v3" xsi:nil="true"/>
-    <Image xmlns="71af3243-3dd4-4a8d-8c0d-dd76da1f02a5">
-      <Url xsi:nil="true"/>
-      <Description xsi:nil="true"/>
-    </Image>
-    <Status xmlns="71af3243-3dd4-4a8d-8c0d-dd76da1f02a5">Not started</Status>
-    <Background xmlns="71af3243-3dd4-4a8d-8c0d-dd76da1f02a5">false</Background>
-    <_ip_UnifiedCompliancePolicyProperties xmlns="http://schemas.microsoft.com/sharepoint/v3" xsi:nil="true"/>
-    <ImageTagsTaxHTField xmlns="71af3243-3dd4-4a8d-8c0d-dd76da1f02a5">
-      <Terms xmlns="http://schemas.microsoft.com/office/infopath/2007/PartnerControls"/>
-    </ImageTagsTaxHTField>
-    <TaxCatchAll xmlns="230e9df3-be65-4c73-a93b-d1236ebd677e" xsi:nil="true"/>
-    <MediaServiceKeyPoints xmlns="71af3243-3dd4-4a8d-8c0d-dd76da1f02a5" xsi:nil="true"/>
-  </documentManagement>
-</p:properties>
-</file>
-
-<file path=customXml/item5.xml><?xml version="1.0" encoding="utf-8"?>
-<b:Sources xmlns:b="http://schemas.openxmlformats.org/officeDocument/2006/bibliography" xmlns="http://schemas.openxmlformats.org/officeDocument/2006/bibliography" SelectedStyle="\APASixthEditionOfficeOnline.xsl" StyleName="APA" Version="6"/>
-</file>
-
 <file path=customXml/itemProps1.xml><?xml version="1.0" encoding="utf-8"?>
 <ds:datastoreItem xmlns:ds="http://schemas.openxmlformats.org/officeDocument/2006/customXml" ds:itemID="{55AF091B-3C7A-41E3-B477-F2FDAA23CFDA}">
   <ds:schemaRefs>
@@ -36410,6 +35957,34 @@
 </file>
 
 <file path=customXml/itemProps2.xml><?xml version="1.0" encoding="utf-8"?>
+<ds:datastoreItem xmlns:ds="http://schemas.openxmlformats.org/officeDocument/2006/customXml" ds:itemID="{F53B1086-D409-4D27-8634-6DCEB6986A9D}">
+  <ds:schemaRefs>
+    <ds:schemaRef ds:uri="http://schemas.openxmlformats.org/officeDocument/2006/bibliography"/>
+  </ds:schemaRefs>
+</ds:datastoreItem>
+</file>
+
+<file path=customXml/itemProps3.xml><?xml version="1.0" encoding="utf-8"?>
+<ds:datastoreItem xmlns:ds="http://schemas.openxmlformats.org/officeDocument/2006/customXml" ds:itemID="{9D8D4DFC-3158-4061-805D-ED4A4A068F7E}">
+  <ds:schemaRefs>
+    <ds:schemaRef ds:uri="http://schemas.microsoft.com/office/2006/metadata/properties"/>
+    <ds:schemaRef ds:uri="http://schemas.microsoft.com/office/infopath/2007/PartnerControls"/>
+    <ds:schemaRef ds:uri="http://schemas.microsoft.com/sharepoint/v3"/>
+    <ds:schemaRef ds:uri="71af3243-3dd4-4a8d-8c0d-dd76da1f02a5"/>
+    <ds:schemaRef ds:uri="230e9df3-be65-4c73-a93b-d1236ebd677e"/>
+  </ds:schemaRefs>
+</ds:datastoreItem>
+</file>
+
+<file path=customXml/itemProps4.xml><?xml version="1.0" encoding="utf-8"?>
+<ds:datastoreItem xmlns:ds="http://schemas.openxmlformats.org/officeDocument/2006/customXml" ds:itemID="{22CEAC9E-D182-4460-BB10-D032AF7B9C46}">
+  <ds:schemaRefs>
+    <ds:schemaRef ds:uri="http://schemas.microsoft.com/sharepoint/v3/contenttype/forms"/>
+  </ds:schemaRefs>
+</ds:datastoreItem>
+</file>
+
+<file path=customXml/itemProps5.xml><?xml version="1.0" encoding="utf-8"?>
 <ds:datastoreItem xmlns:ds="http://schemas.openxmlformats.org/officeDocument/2006/customXml" ds:itemID="{E4EEDABA-0ACF-4D69-8F9D-2391EF3252E4}">
   <ds:schemaRefs>
     <ds:schemaRef ds:uri="http://schemas.microsoft.com/office/2006/metadata/contentType"/>
@@ -36430,34 +36005,6 @@
 </ds:datastoreItem>
 </file>
 
-<file path=customXml/itemProps3.xml><?xml version="1.0" encoding="utf-8"?>
-<ds:datastoreItem xmlns:ds="http://schemas.openxmlformats.org/officeDocument/2006/customXml" ds:itemID="{22CEAC9E-D182-4460-BB10-D032AF7B9C46}">
-  <ds:schemaRefs>
-    <ds:schemaRef ds:uri="http://schemas.microsoft.com/sharepoint/v3/contenttype/forms"/>
-  </ds:schemaRefs>
-</ds:datastoreItem>
-</file>
-
-<file path=customXml/itemProps4.xml><?xml version="1.0" encoding="utf-8"?>
-<ds:datastoreItem xmlns:ds="http://schemas.openxmlformats.org/officeDocument/2006/customXml" ds:itemID="{9D8D4DFC-3158-4061-805D-ED4A4A068F7E}">
-  <ds:schemaRefs>
-    <ds:schemaRef ds:uri="http://schemas.microsoft.com/office/2006/metadata/properties"/>
-    <ds:schemaRef ds:uri="http://schemas.microsoft.com/office/infopath/2007/PartnerControls"/>
-    <ds:schemaRef ds:uri="http://schemas.microsoft.com/sharepoint/v3"/>
-    <ds:schemaRef ds:uri="71af3243-3dd4-4a8d-8c0d-dd76da1f02a5"/>
-    <ds:schemaRef ds:uri="230e9df3-be65-4c73-a93b-d1236ebd677e"/>
-  </ds:schemaRefs>
-</ds:datastoreItem>
-</file>
-
-<file path=customXml/itemProps5.xml><?xml version="1.0" encoding="utf-8"?>
-<ds:datastoreItem xmlns:ds="http://schemas.openxmlformats.org/officeDocument/2006/customXml" ds:itemID="{F53B1086-D409-4D27-8634-6DCEB6986A9D}">
-  <ds:schemaRefs>
-    <ds:schemaRef ds:uri="http://schemas.openxmlformats.org/officeDocument/2006/bibliography"/>
-  </ds:schemaRefs>
-</ds:datastoreItem>
-</file>
-
 <file path=docMetadata/LabelInfo.xml><?xml version="1.0" encoding="utf-8"?>
 <clbl:labelList xmlns:clbl="http://schemas.microsoft.com/office/2020/mipLabelMetadata"/>
 </file>